--- a/docs/Довідка щодо Платформи РХБ захисту.docx
+++ b/docs/Довідка щодо Платформи РХБ захисту.docx
@@ -16,6 +16,7 @@
           <w:b/>
           <w:bCs/>
           <w:i w:val="false"/>
+          <w:i w:val="false"/>
           <w:caps/>
           <w:color w:val="000000"/>
           <w:spacing w:val="0"/>
@@ -48,6 +49,13 @@
         <w:jc w:val="center"/>
         <w:rPr>
           <w:rFonts w:ascii="Times New Roman" w:hAnsi="Times New Roman"/>
+          <w:sz w:val="28"/>
+          <w:szCs w:val="28"/>
+        </w:rPr>
+      </w:pPr>
+      <w:r>
+        <w:rPr>
+          <w:rFonts w:ascii="Times New Roman" w:hAnsi="Times New Roman"/>
           <w:b/>
           <w:bCs/>
           <w:i w:val="false"/>
@@ -57,48 +65,7 @@
           <w:sz w:val="28"/>
           <w:szCs w:val="28"/>
         </w:rPr>
-      </w:pPr>
-      <w:r>
-        <w:rPr>
-          <w:rFonts w:ascii="Times New Roman" w:hAnsi="Times New Roman"/>
-          <w:b/>
-          <w:bCs/>
-          <w:i w:val="false"/>
-          <w:caps/>
-          <w:color w:val="000000"/>
-          <w:spacing w:val="0"/>
-          <w:sz w:val="28"/>
-          <w:szCs w:val="28"/>
-        </w:rPr>
-        <w:t>Платформ</w:t>
-      </w:r>
-      <w:r>
-        <w:rPr>
-          <w:rFonts w:ascii="Times New Roman" w:hAnsi="Times New Roman"/>
-          <w:b/>
-          <w:bCs/>
-          <w:i w:val="false"/>
-          <w:caps/>
-          <w:color w:val="000000"/>
-          <w:spacing w:val="0"/>
-          <w:sz w:val="28"/>
-          <w:szCs w:val="28"/>
-        </w:rPr>
-        <w:t>А</w:t>
-      </w:r>
-      <w:r>
-        <w:rPr>
-          <w:rFonts w:ascii="Times New Roman" w:hAnsi="Times New Roman"/>
-          <w:b/>
-          <w:bCs/>
-          <w:i w:val="false"/>
-          <w:caps/>
-          <w:color w:val="000000"/>
-          <w:spacing w:val="0"/>
-          <w:sz w:val="28"/>
-          <w:szCs w:val="28"/>
-        </w:rPr>
-        <w:t xml:space="preserve"> підтримки заходів реагування </w:t>
+        <w:t xml:space="preserve">ПлатформА підтримки заходів реагування </w:t>
       </w:r>
     </w:p>
     <w:p>
@@ -112,12 +79,6 @@
         <w:jc w:val="center"/>
         <w:rPr>
           <w:rFonts w:ascii="Times New Roman" w:hAnsi="Times New Roman"/>
-          <w:b/>
-          <w:bCs/>
-          <w:i w:val="false"/>
-          <w:caps/>
-          <w:color w:val="000000"/>
-          <w:spacing w:val="0"/>
           <w:sz w:val="28"/>
           <w:szCs w:val="28"/>
         </w:rPr>
@@ -150,6 +111,7 @@
           <w:rFonts w:ascii="Times New Roman" w:hAnsi="Times New Roman"/>
           <w:b w:val="false"/>
           <w:i w:val="false"/>
+          <w:i w:val="false"/>
           <w:caps w:val="false"/>
           <w:smallCaps w:val="false"/>
           <w:color w:val="000000"/>
@@ -183,10 +145,6 @@
         <w:jc w:val="both"/>
         <w:rPr>
           <w:rFonts w:ascii="Times New Roman" w:hAnsi="Times New Roman"/>
-          <w:caps w:val="false"/>
-          <w:smallCaps w:val="false"/>
-          <w:color w:val="000000"/>
-          <w:spacing w:val="0"/>
           <w:sz w:val="28"/>
           <w:szCs w:val="28"/>
         </w:rPr>
@@ -320,67 +278,7 @@
           <w:sz w:val="28"/>
           <w:szCs w:val="28"/>
         </w:rPr>
-        <w:t>це    в</w:t>
-      </w:r>
-      <w:r>
-        <w:rPr>
-          <w:rFonts w:ascii="Times New Roman" w:hAnsi="Times New Roman"/>
-          <w:b w:val="false"/>
-          <w:bCs w:val="false"/>
-          <w:i w:val="false"/>
-          <w:caps w:val="false"/>
-          <w:smallCaps w:val="false"/>
-          <w:color w:val="000000"/>
-          <w:spacing w:val="0"/>
-          <w:sz w:val="28"/>
-          <w:szCs w:val="28"/>
-        </w:rPr>
-        <w:t xml:space="preserve">еб-портал, </w:t>
-      </w:r>
-      <w:r>
-        <w:rPr>
-          <w:rFonts w:ascii="Times New Roman" w:hAnsi="Times New Roman"/>
-          <w:b w:val="false"/>
-          <w:bCs w:val="false"/>
-          <w:i w:val="false"/>
-          <w:caps w:val="false"/>
-          <w:smallCaps w:val="false"/>
-          <w:color w:val="000000"/>
-          <w:spacing w:val="0"/>
-          <w:sz w:val="28"/>
-          <w:szCs w:val="28"/>
-        </w:rPr>
-        <w:t xml:space="preserve">призначений для підвищення ефективності роботи </w:t>
-      </w:r>
-      <w:r>
-        <w:rPr>
-          <w:rFonts w:ascii="Times New Roman" w:hAnsi="Times New Roman"/>
-          <w:b w:val="false"/>
-          <w:bCs w:val="false"/>
-          <w:i w:val="false"/>
-          <w:caps w:val="false"/>
-          <w:smallCaps w:val="false"/>
-          <w:color w:val="000000"/>
-          <w:spacing w:val="0"/>
-          <w:sz w:val="28"/>
-          <w:szCs w:val="28"/>
-        </w:rPr>
-        <w:t xml:space="preserve"> фахівців РХБ захисту </w:t>
-      </w:r>
-      <w:r>
-        <w:rPr>
-          <w:rFonts w:ascii="Times New Roman" w:hAnsi="Times New Roman"/>
-          <w:b w:val="false"/>
-          <w:bCs w:val="false"/>
-          <w:i w:val="false"/>
-          <w:caps w:val="false"/>
-          <w:smallCaps w:val="false"/>
-          <w:color w:val="000000"/>
-          <w:spacing w:val="0"/>
-          <w:sz w:val="28"/>
-          <w:szCs w:val="28"/>
-        </w:rPr>
-        <w:t>під час оцінки РХБ обстановки та підготовки пропозицій щодо захисту населення та ліквідації наслідків ХБРЯ інцидентів.</w:t>
+        <w:t>це    веб-портал, призначений для підвищення ефективності роботи  фахівців РХБ захисту під час оцінки РХБ обстановки та підготовки пропозицій щодо захисту населення та ліквідації наслідків ХБРЯ інцидентів.</w:t>
       </w:r>
     </w:p>
     <w:p>
@@ -394,111 +292,23 @@
         <w:jc w:val="both"/>
         <w:rPr>
           <w:rFonts w:ascii="Times New Roman" w:hAnsi="Times New Roman"/>
-          <w:caps w:val="false"/>
-          <w:smallCaps w:val="false"/>
-          <w:color w:val="000000"/>
-          <w:spacing w:val="0"/>
-          <w:sz w:val="28"/>
-          <w:szCs w:val="28"/>
-        </w:rPr>
-      </w:pPr>
-      <w:r>
-        <w:rPr>
-          <w:rFonts w:ascii="Times New Roman" w:hAnsi="Times New Roman"/>
-          <w:b w:val="false"/>
-          <w:i w:val="false"/>
-          <w:caps w:val="false"/>
-          <w:smallCaps w:val="false"/>
-          <w:color w:val="000000"/>
-          <w:spacing w:val="0"/>
-          <w:sz w:val="28"/>
-          <w:szCs w:val="28"/>
-        </w:rPr>
-        <w:t xml:space="preserve">Платформа РХБ захисту </w:t>
-      </w:r>
-      <w:r>
-        <w:rPr>
-          <w:rFonts w:ascii="Times New Roman" w:hAnsi="Times New Roman"/>
-          <w:b w:val="false"/>
-          <w:i w:val="false"/>
-          <w:caps w:val="false"/>
-          <w:smallCaps w:val="false"/>
-          <w:color w:val="000000"/>
-          <w:spacing w:val="0"/>
-          <w:sz w:val="28"/>
-          <w:szCs w:val="28"/>
-        </w:rPr>
-        <w:t xml:space="preserve">об’єднує </w:t>
-      </w:r>
-      <w:r>
-        <w:rPr>
-          <w:rFonts w:ascii="Times New Roman" w:hAnsi="Times New Roman"/>
-          <w:b w:val="false"/>
-          <w:i w:val="false"/>
-          <w:caps w:val="false"/>
-          <w:smallCaps w:val="false"/>
-          <w:color w:val="000000"/>
-          <w:spacing w:val="0"/>
-          <w:sz w:val="28"/>
-          <w:szCs w:val="28"/>
-        </w:rPr>
-        <w:t xml:space="preserve">робочу карту та </w:t>
-      </w:r>
-      <w:r>
-        <w:rPr>
-          <w:rFonts w:ascii="Times New Roman" w:hAnsi="Times New Roman"/>
-          <w:b w:val="false"/>
-          <w:i w:val="false"/>
-          <w:caps w:val="false"/>
-          <w:smallCaps w:val="false"/>
-          <w:color w:val="000000"/>
-          <w:spacing w:val="0"/>
-          <w:sz w:val="28"/>
-          <w:szCs w:val="28"/>
-        </w:rPr>
-        <w:t xml:space="preserve">модулі </w:t>
-      </w:r>
-      <w:r>
-        <w:rPr>
-          <w:rFonts w:ascii="Times New Roman" w:hAnsi="Times New Roman"/>
-          <w:b w:val="false"/>
-          <w:i w:val="false"/>
-          <w:caps w:val="false"/>
-          <w:smallCaps w:val="false"/>
-          <w:color w:val="000000"/>
-          <w:spacing w:val="0"/>
-          <w:sz w:val="28"/>
-          <w:szCs w:val="28"/>
-        </w:rPr>
-        <w:t xml:space="preserve">щодо контролю за радіаційним моніторингом на території України та країн ЄС, прогнозування масштабів хімічної аварії, нанесення на карту радіаційної та хімічної обстановки за даними розвідки, оперативного пошуку аварійних карток небезпечних хімічних речовин, розрахунків дози опромінення людей у зоні радіоактивного забруднення </w:t>
-      </w:r>
-      <w:r>
-        <w:rPr>
-          <w:rFonts w:ascii="Times New Roman" w:hAnsi="Times New Roman"/>
-          <w:b w:val="false"/>
-          <w:i w:val="false"/>
-          <w:caps w:val="false"/>
-          <w:smallCaps w:val="false"/>
-          <w:color w:val="000000"/>
-          <w:spacing w:val="0"/>
-          <w:sz w:val="28"/>
-          <w:szCs w:val="28"/>
-        </w:rPr>
-        <w:t xml:space="preserve">та </w:t>
-      </w:r>
-      <w:r>
-        <w:rPr>
-          <w:rFonts w:ascii="Times New Roman" w:hAnsi="Times New Roman"/>
-          <w:b w:val="false"/>
-          <w:i w:val="false"/>
-          <w:caps w:val="false"/>
-          <w:smallCaps w:val="false"/>
-          <w:color w:val="000000"/>
-          <w:spacing w:val="0"/>
-          <w:sz w:val="28"/>
-          <w:szCs w:val="28"/>
-        </w:rPr>
-        <w:t>формалізовані документи щодо оцінки РХБ обстановки при виникненні ХБРЯ інцидентів:</w:t>
+          <w:sz w:val="28"/>
+          <w:szCs w:val="28"/>
+        </w:rPr>
+      </w:pPr>
+      <w:r>
+        <w:rPr>
+          <w:rFonts w:ascii="Times New Roman" w:hAnsi="Times New Roman"/>
+          <w:b w:val="false"/>
+          <w:i w:val="false"/>
+          <w:caps w:val="false"/>
+          <w:smallCaps w:val="false"/>
+          <w:color w:val="000000"/>
+          <w:spacing w:val="0"/>
+          <w:sz w:val="28"/>
+          <w:szCs w:val="28"/>
+        </w:rPr>
+        <w:t>Платформа РХБ захисту об’єднує робочу карту та модулі щодо контролю за радіаційним моніторингом на території України та країн ЄС, прогнозування масштабів хімічної аварії, нанесення на карту радіаційної та хімічної обстановки за даними розвідки, оперативного пошуку аварійних карток небезпечних хімічних речовин, розрахунків дози опромінення людей у зоні радіоактивного забруднення та формалізовані документи щодо оцінки РХБ обстановки при виникненні ХБРЯ інцидентів:</w:t>
       </w:r>
     </w:p>
     <w:p>
@@ -512,10 +322,6 @@
         <w:jc w:val="both"/>
         <w:rPr>
           <w:rFonts w:ascii="Times New Roman" w:hAnsi="Times New Roman"/>
-          <w:caps w:val="false"/>
-          <w:smallCaps w:val="false"/>
-          <w:color w:val="000000"/>
-          <w:spacing w:val="0"/>
           <w:sz w:val="28"/>
           <w:szCs w:val="28"/>
         </w:rPr>
@@ -578,22 +384,7 @@
           <w:sz w:val="28"/>
           <w:szCs w:val="28"/>
         </w:rPr>
-        <w:t xml:space="preserve">РХБ </w:t>
-      </w:r>
-      <w:r>
-        <w:rPr>
-          <w:rFonts w:ascii="Times New Roman" w:hAnsi="Times New Roman"/>
-          <w:b/>
-          <w:bCs/>
-          <w:i w:val="false"/>
-          <w:caps w:val="false"/>
-          <w:smallCaps w:val="false"/>
-          <w:color w:val="000000"/>
-          <w:spacing w:val="0"/>
-          <w:sz w:val="28"/>
-          <w:szCs w:val="28"/>
-        </w:rPr>
-        <w:t>ОБСТАНОВКА</w:t>
+        <w:t>РХБ ОБСТАНОВКА</w:t>
       </w:r>
       <w:r>
         <w:rPr>
@@ -622,12 +413,6 @@
         <w:jc w:val="both"/>
         <w:rPr>
           <w:rFonts w:ascii="Times New Roman" w:hAnsi="Times New Roman"/>
-          <w:b/>
-          <w:bCs/>
-          <w:caps w:val="false"/>
-          <w:smallCaps w:val="false"/>
-          <w:color w:val="000000"/>
-          <w:spacing w:val="0"/>
           <w:sz w:val="28"/>
           <w:szCs w:val="28"/>
         </w:rPr>
@@ -674,12 +459,6 @@
         <w:jc w:val="both"/>
         <w:rPr>
           <w:rFonts w:ascii="Times New Roman" w:hAnsi="Times New Roman"/>
-          <w:b/>
-          <w:bCs/>
-          <w:caps w:val="false"/>
-          <w:smallCaps w:val="false"/>
-          <w:color w:val="000000"/>
-          <w:spacing w:val="0"/>
           <w:sz w:val="28"/>
           <w:szCs w:val="28"/>
         </w:rPr>
@@ -726,13 +505,8 @@
         <w:jc w:val="both"/>
         <w:rPr>
           <w:rFonts w:ascii="Times New Roman" w:hAnsi="Times New Roman"/>
-          <w:b/>
-          <w:bCs/>
-          <w:caps w:val="false"/>
-          <w:smallCaps w:val="false"/>
-          <w:color w:val="000000"/>
-          <w:spacing w:val="0"/>
-          <w:sz w:val="28"/>
+          <w:sz w:val="28"/>
+          <w:szCs w:val="28"/>
         </w:rPr>
       </w:pPr>
       <w:r>
@@ -778,22 +552,7 @@
           <w:sz w:val="28"/>
           <w:szCs w:val="28"/>
         </w:rPr>
-        <w:t>EURDEP</w:t>
-      </w:r>
-      <w:r>
-        <w:rPr>
-          <w:rFonts w:ascii="Times New Roman" w:hAnsi="Times New Roman"/>
-          <w:b w:val="false"/>
-          <w:bCs w:val="false"/>
-          <w:i w:val="false"/>
-          <w:caps w:val="false"/>
-          <w:smallCaps w:val="false"/>
-          <w:color w:val="333333"/>
-          <w:spacing w:val="0"/>
-          <w:sz w:val="28"/>
-          <w:szCs w:val="28"/>
-        </w:rPr>
-        <w:t>).</w:t>
+        <w:t>EURDEP).</w:t>
       </w:r>
     </w:p>
     <w:p>
@@ -807,12 +566,8 @@
         <w:jc w:val="both"/>
         <w:rPr>
           <w:rFonts w:ascii="Times New Roman" w:hAnsi="Times New Roman"/>
-          <w:b w:val="false"/>
-          <w:caps w:val="false"/>
-          <w:smallCaps w:val="false"/>
-          <w:color w:val="000000"/>
-          <w:spacing w:val="0"/>
-          <w:sz w:val="28"/>
+          <w:sz w:val="28"/>
+          <w:szCs w:val="28"/>
         </w:rPr>
       </w:pPr>
       <w:r>
@@ -857,12 +612,8 @@
         <w:jc w:val="both"/>
         <w:rPr>
           <w:rFonts w:ascii="Times New Roman" w:hAnsi="Times New Roman"/>
-          <w:b w:val="false"/>
-          <w:caps w:val="false"/>
-          <w:smallCaps w:val="false"/>
-          <w:color w:val="000000"/>
-          <w:spacing w:val="0"/>
-          <w:sz w:val="28"/>
+          <w:sz w:val="28"/>
+          <w:szCs w:val="28"/>
         </w:rPr>
       </w:pPr>
       <w:r>
@@ -908,37 +659,7 @@
           <w:sz w:val="28"/>
           <w:szCs w:val="28"/>
         </w:rPr>
-        <w:t xml:space="preserve"> застосунок, призначений для оперативного нанесення радіаційної та хімічної обстановки на карту </w:t>
-      </w:r>
-      <w:r>
-        <w:rPr>
-          <w:rFonts w:eastAsia="Noto Serif CJK SC" w:cs="Lohit Devanagari" w:ascii="Times New Roman" w:hAnsi="Times New Roman"/>
-          <w:b w:val="false"/>
-          <w:bCs w:val="false"/>
-          <w:i w:val="false"/>
-          <w:caps w:val="false"/>
-          <w:smallCaps w:val="false"/>
-          <w:color w:val="333333"/>
-          <w:spacing w:val="0"/>
-          <w:sz w:val="28"/>
-          <w:szCs w:val="28"/>
-        </w:rPr>
-        <w:t xml:space="preserve">OpenStreetMap </w:t>
-      </w:r>
-      <w:r>
-        <w:rPr>
-          <w:rFonts w:eastAsia="Noto Serif CJK SC" w:cs="Lohit Devanagari" w:ascii="Times New Roman" w:hAnsi="Times New Roman"/>
-          <w:b w:val="false"/>
-          <w:bCs w:val="false"/>
-          <w:i w:val="false"/>
-          <w:caps w:val="false"/>
-          <w:smallCaps w:val="false"/>
-          <w:color w:val="333333"/>
-          <w:spacing w:val="0"/>
-          <w:sz w:val="28"/>
-          <w:szCs w:val="28"/>
-        </w:rPr>
-        <w:t>за даними радіаційної та хімічної розвідки</w:t>
+        <w:t xml:space="preserve"> застосунок, призначений для оперативного нанесення радіаційної та хімічної обстановки на карту OpenStreetMap за даними радіаційної та хімічної розвідки</w:t>
       </w:r>
       <w:r>
         <w:rPr>
@@ -967,12 +688,8 @@
         <w:jc w:val="both"/>
         <w:rPr>
           <w:rFonts w:ascii="Times New Roman" w:hAnsi="Times New Roman"/>
-          <w:b w:val="false"/>
-          <w:caps w:val="false"/>
-          <w:smallCaps w:val="false"/>
-          <w:color w:val="000000"/>
-          <w:spacing w:val="0"/>
-          <w:sz w:val="28"/>
+          <w:sz w:val="28"/>
+          <w:szCs w:val="28"/>
         </w:rPr>
       </w:pPr>
       <w:r>
@@ -1032,13 +749,8 @@
         <w:jc w:val="both"/>
         <w:rPr>
           <w:rFonts w:ascii="Times New Roman" w:hAnsi="Times New Roman"/>
-          <w:b w:val="false"/>
-          <w:bCs w:val="false"/>
-          <w:caps w:val="false"/>
-          <w:smallCaps w:val="false"/>
-          <w:color w:val="000000"/>
-          <w:spacing w:val="0"/>
-          <w:sz w:val="28"/>
+          <w:sz w:val="28"/>
+          <w:szCs w:val="28"/>
         </w:rPr>
       </w:pPr>
       <w:r>
@@ -1083,11 +795,8 @@
         <w:jc w:val="both"/>
         <w:rPr>
           <w:rFonts w:ascii="Times New Roman" w:hAnsi="Times New Roman"/>
-          <w:b w:val="false"/>
-          <w:caps w:val="false"/>
-          <w:smallCaps w:val="false"/>
-          <w:color w:val="000000"/>
-          <w:spacing w:val="0"/>
+          <w:sz w:val="28"/>
+          <w:szCs w:val="28"/>
         </w:rPr>
       </w:pPr>
       <w:r>
@@ -1146,12 +855,8 @@
         <w:jc w:val="both"/>
         <w:rPr>
           <w:rFonts w:ascii="Times New Roman" w:hAnsi="Times New Roman"/>
-          <w:b/>
-          <w:bCs/>
-          <w:caps w:val="false"/>
-          <w:smallCaps w:val="false"/>
-          <w:color w:val="000000"/>
-          <w:spacing w:val="0"/>
+          <w:sz w:val="28"/>
+          <w:szCs w:val="28"/>
         </w:rPr>
       </w:pPr>
       <w:r>
@@ -1211,12 +916,8 @@
         <w:jc w:val="both"/>
         <w:rPr>
           <w:rFonts w:ascii="Times New Roman" w:hAnsi="Times New Roman"/>
-          <w:b w:val="false"/>
-          <w:bCs w:val="false"/>
-          <w:caps w:val="false"/>
-          <w:smallCaps w:val="false"/>
-          <w:color w:val="000000"/>
-          <w:spacing w:val="0"/>
+          <w:sz w:val="28"/>
+          <w:szCs w:val="28"/>
         </w:rPr>
       </w:pPr>
       <w:r>
@@ -1291,12 +992,8 @@
         <w:jc w:val="both"/>
         <w:rPr>
           <w:rFonts w:ascii="Times New Roman" w:hAnsi="Times New Roman"/>
-          <w:b w:val="false"/>
-          <w:bCs w:val="false"/>
-          <w:caps w:val="false"/>
-          <w:smallCaps w:val="false"/>
-          <w:color w:val="000000"/>
-          <w:spacing w:val="0"/>
+          <w:sz w:val="28"/>
+          <w:szCs w:val="28"/>
         </w:rPr>
       </w:pPr>
       <w:r>
@@ -1371,12 +1068,8 @@
         <w:jc w:val="both"/>
         <w:rPr>
           <w:rFonts w:ascii="Times New Roman" w:hAnsi="Times New Roman"/>
-          <w:b w:val="false"/>
-          <w:bCs w:val="false"/>
-          <w:caps w:val="false"/>
-          <w:smallCaps w:val="false"/>
-          <w:color w:val="000000"/>
-          <w:spacing w:val="0"/>
+          <w:sz w:val="28"/>
+          <w:szCs w:val="28"/>
         </w:rPr>
       </w:pPr>
       <w:r>
@@ -1436,12 +1129,6 @@
         <w:jc w:val="both"/>
         <w:rPr>
           <w:rFonts w:ascii="Times New Roman" w:hAnsi="Times New Roman"/>
-          <w:b/>
-          <w:bCs/>
-          <w:caps w:val="false"/>
-          <w:smallCaps w:val="false"/>
-          <w:color w:val="000000"/>
-          <w:spacing w:val="0"/>
           <w:sz w:val="28"/>
           <w:szCs w:val="28"/>
         </w:rPr>
@@ -1459,7 +1146,22 @@
           <w:sz w:val="28"/>
           <w:szCs w:val="28"/>
         </w:rPr>
-        <w:t xml:space="preserve">Модуль </w:t>
+        <w:t xml:space="preserve">Модуль 4 </w:t>
+      </w:r>
+      <w:r>
+        <w:rPr>
+          <w:rFonts w:eastAsia="Times New Roman" w:cs="Times New Roman" w:ascii="Times New Roman" w:hAnsi="Times New Roman"/>
+          <w:b/>
+          <w:bCs/>
+          <w:i w:val="false"/>
+          <w:caps w:val="false"/>
+          <w:smallCaps w:val="false"/>
+          <w:color w:val="000000"/>
+          <w:spacing w:val="0"/>
+          <w:sz w:val="28"/>
+          <w:szCs w:val="28"/>
+        </w:rPr>
+        <w:t>−</w:t>
       </w:r>
       <w:r>
         <w:rPr>
@@ -1474,82 +1176,7 @@
           <w:sz w:val="28"/>
           <w:szCs w:val="28"/>
         </w:rPr>
-        <w:t>4</w:t>
-      </w:r>
-      <w:r>
-        <w:rPr>
-          <w:rFonts w:eastAsia="Noto Serif CJK SC" w:cs="Lohit Devanagari" w:ascii="Times New Roman" w:hAnsi="Times New Roman"/>
-          <w:b/>
-          <w:bCs/>
-          <w:i w:val="false"/>
-          <w:caps w:val="false"/>
-          <w:smallCaps w:val="false"/>
-          <w:color w:val="000000"/>
-          <w:spacing w:val="0"/>
-          <w:sz w:val="28"/>
-          <w:szCs w:val="28"/>
-        </w:rPr>
-        <w:t xml:space="preserve"> </w:t>
-      </w:r>
-      <w:r>
-        <w:rPr>
-          <w:rFonts w:eastAsia="Times New Roman" w:cs="Times New Roman" w:ascii="Times New Roman" w:hAnsi="Times New Roman"/>
-          <w:b/>
-          <w:bCs/>
-          <w:i w:val="false"/>
-          <w:caps w:val="false"/>
-          <w:smallCaps w:val="false"/>
-          <w:color w:val="000000"/>
-          <w:spacing w:val="0"/>
-          <w:sz w:val="28"/>
-          <w:szCs w:val="28"/>
-        </w:rPr>
-        <w:t>−</w:t>
-      </w:r>
-      <w:r>
-        <w:rPr>
-          <w:rFonts w:eastAsia="Noto Serif CJK SC" w:cs="Lohit Devanagari" w:ascii="Times New Roman" w:hAnsi="Times New Roman"/>
-          <w:b/>
-          <w:bCs/>
-          <w:i w:val="false"/>
-          <w:caps w:val="false"/>
-          <w:smallCaps w:val="false"/>
-          <w:color w:val="000000"/>
-          <w:spacing w:val="0"/>
-          <w:sz w:val="28"/>
-          <w:szCs w:val="28"/>
-        </w:rPr>
-        <w:t xml:space="preserve"> </w:t>
-      </w:r>
-      <w:r>
-        <w:rPr>
-          <w:rFonts w:eastAsia="Noto Serif CJK SC" w:cs="Lohit Devanagari" w:ascii="Times New Roman" w:hAnsi="Times New Roman"/>
-          <w:b/>
-          <w:bCs/>
-          <w:i w:val="false"/>
-          <w:caps w:val="false"/>
-          <w:smallCaps w:val="false"/>
-          <w:color w:val="000000"/>
-          <w:spacing w:val="0"/>
-          <w:sz w:val="28"/>
-          <w:szCs w:val="28"/>
-        </w:rPr>
-        <w:t>ДОВІДКА</w:t>
-      </w:r>
-      <w:r>
-        <w:rPr>
-          <w:rFonts w:eastAsia="Noto Serif CJK SC" w:cs="Lohit Devanagari" w:ascii="Times New Roman" w:hAnsi="Times New Roman"/>
-          <w:b/>
-          <w:bCs/>
-          <w:i w:val="false"/>
-          <w:caps w:val="false"/>
-          <w:smallCaps w:val="false"/>
-          <w:color w:val="000000"/>
-          <w:spacing w:val="0"/>
-          <w:sz w:val="28"/>
-          <w:szCs w:val="28"/>
-        </w:rPr>
-        <w:t>:</w:t>
+        <w:t xml:space="preserve"> ДОВІДКА:</w:t>
       </w:r>
     </w:p>
     <w:p>
@@ -1563,12 +1190,6 @@
         <w:jc w:val="both"/>
         <w:rPr>
           <w:rFonts w:ascii="Times New Roman" w:hAnsi="Times New Roman"/>
-          <w:b w:val="false"/>
-          <w:bCs w:val="false"/>
-          <w:caps w:val="false"/>
-          <w:smallCaps w:val="false"/>
-          <w:color w:val="000000"/>
-          <w:spacing w:val="0"/>
           <w:sz w:val="28"/>
           <w:szCs w:val="28"/>
         </w:rPr>
@@ -1645,12 +1266,6 @@
         <w:jc w:val="both"/>
         <w:rPr>
           <w:rFonts w:ascii="Times New Roman" w:hAnsi="Times New Roman"/>
-          <w:b w:val="false"/>
-          <w:bCs w:val="false"/>
-          <w:caps w:val="false"/>
-          <w:smallCaps w:val="false"/>
-          <w:color w:val="000000"/>
-          <w:spacing w:val="0"/>
           <w:sz w:val="28"/>
           <w:szCs w:val="28"/>
         </w:rPr>
@@ -1695,7 +1310,11 @@
         <w:spacing w:lineRule="auto" w:line="240" w:before="0" w:after="0"/>
         <w:ind w:firstLine="567" w:left="0" w:right="0"/>
         <w:jc w:val="both"/>
-        <w:rPr/>
+        <w:rPr>
+          <w:rFonts w:ascii="Times New Roman" w:hAnsi="Times New Roman"/>
+          <w:sz w:val="28"/>
+          <w:szCs w:val="28"/>
+        </w:rPr>
       </w:pPr>
       <w:r>
         <w:rPr>
@@ -1719,16 +1338,7 @@
           <w:sz w:val="28"/>
           <w:szCs w:val="28"/>
         </w:rPr>
-        <w:t xml:space="preserve"> «Порядок проведення демеркуризації» </w:t>
-      </w:r>
-      <w:r>
-        <w:rPr>
-          <w:rFonts w:eastAsia="Times New Roman" w:cs="Times New Roman" w:ascii="Times New Roman" w:hAnsi="Times New Roman"/>
-          <w:i w:val="false"/>
-          <w:sz w:val="28"/>
-          <w:szCs w:val="28"/>
-        </w:rPr>
-        <w:t xml:space="preserve">(посилання). </w:t>
+        <w:t xml:space="preserve"> «Порядок проведення демеркуризації» (посилання). </w:t>
       </w:r>
       <w:r>
         <w:rPr>
@@ -1761,8 +1371,9 @@
         <w:ind w:firstLine="567" w:left="0" w:right="0"/>
         <w:jc w:val="both"/>
         <w:rPr>
-          <w:b/>
-          <w:bCs/>
+          <w:rFonts w:ascii="Times New Roman" w:hAnsi="Times New Roman"/>
+          <w:sz w:val="28"/>
+          <w:szCs w:val="28"/>
         </w:rPr>
       </w:pPr>
       <w:r>
@@ -1798,8 +1409,9 @@
         <w:ind w:firstLine="567" w:left="0" w:right="0"/>
         <w:jc w:val="both"/>
         <w:rPr>
-          <w:b/>
-          <w:bCs/>
+          <w:rFonts w:ascii="Times New Roman" w:hAnsi="Times New Roman"/>
+          <w:sz w:val="28"/>
+          <w:szCs w:val="28"/>
         </w:rPr>
       </w:pPr>
       <w:r>
@@ -1835,8 +1447,9 @@
         <w:ind w:firstLine="567" w:left="0" w:right="0"/>
         <w:jc w:val="both"/>
         <w:rPr>
-          <w:b/>
-          <w:bCs/>
+          <w:rFonts w:ascii="Times New Roman" w:hAnsi="Times New Roman"/>
+          <w:sz w:val="28"/>
+          <w:szCs w:val="28"/>
         </w:rPr>
       </w:pPr>
       <w:r>
@@ -1883,8 +1496,9 @@
         <w:ind w:firstLine="567" w:left="0" w:right="0"/>
         <w:jc w:val="both"/>
         <w:rPr>
-          <w:b/>
-          <w:bCs/>
+          <w:rFonts w:ascii="Times New Roman" w:hAnsi="Times New Roman"/>
+          <w:sz w:val="28"/>
+          <w:szCs w:val="28"/>
         </w:rPr>
       </w:pPr>
       <w:r>
@@ -1911,7 +1525,7 @@
           <w:sz w:val="28"/>
           <w:szCs w:val="28"/>
         </w:rPr>
-        <w:t xml:space="preserve">Платформи РХБ захисту, можна наносити радіаційно та хімічно небезпечні об’єкти, зони радіоактивного та хімічного забруднення, а при збереженні карти у форматі png </w:t>
+        <w:t xml:space="preserve">Платформи РХБ захисту, можна наносити радіаційно та хімічно небезпечні об’єкти, зони радіоактивного та хімічного забруднення, а при збереженні карти у форматі png − наносити інші умовні знаки згідно з Методичними рекомендаціями щодо розроблення картографічних документів у сфері цивільного захисту.   </w:t>
       </w:r>
       <w:r>
         <w:rPr>
@@ -1919,40 +1533,10 @@
           <w:b w:val="false"/>
           <w:bCs w:val="false"/>
           <w:i w:val="false"/>
-          <w:caps w:val="false"/>
-          <w:smallCaps w:val="false"/>
-          <w:color w:val="000000"/>
-          <w:spacing w:val="0"/>
-          <w:sz w:val="28"/>
-          <w:szCs w:val="28"/>
-        </w:rPr>
-        <w:t>−</w:t>
-      </w:r>
-      <w:r>
-        <w:rPr>
-          <w:rFonts w:eastAsia="Times New Roman" w:cs="Times New Roman" w:ascii="Times New Roman" w:hAnsi="Times New Roman"/>
-          <w:b w:val="false"/>
-          <w:bCs w:val="false"/>
-          <w:i w:val="false"/>
-          <w:caps w:val="false"/>
-          <w:smallCaps w:val="false"/>
-          <w:color w:val="000000"/>
-          <w:spacing w:val="0"/>
-          <w:sz w:val="28"/>
-          <w:szCs w:val="28"/>
-        </w:rPr>
-        <w:t xml:space="preserve"> наносити інші умовні знаки згідно з Методичними рекомендаціями щодо розроблення картографічних документів у сфері цивільного захисту.   </w:t>
-      </w:r>
-      <w:r>
-        <w:rPr>
-          <w:rFonts w:eastAsia="Times New Roman" w:cs="Times New Roman" w:ascii="Times New Roman" w:hAnsi="Times New Roman"/>
-          <w:b w:val="false"/>
-          <w:bCs w:val="false"/>
-          <w:i w:val="false"/>
-          <w:sz w:val="28"/>
-          <w:szCs w:val="28"/>
-        </w:rPr>
-        <w:t xml:space="preserve">  </w:t>
+          <w:sz w:val="28"/>
+          <w:szCs w:val="28"/>
+        </w:rPr>
+        <w:t xml:space="preserve"> </w:t>
       </w:r>
     </w:p>
     <w:p>
@@ -1965,69 +1549,71 @@
         <w:ind w:firstLine="567" w:left="0" w:right="0"/>
         <w:jc w:val="both"/>
         <w:rPr>
-          <w:rFonts w:ascii="Times New Roman" w:hAnsi="Times New Roman" w:eastAsia="Times New Roman" w:cs="Times New Roman"/>
-          <w:b w:val="false"/>
-          <w:bCs w:val="false"/>
-          <w:i w:val="false"/>
-          <w:sz w:val="28"/>
-          <w:szCs w:val="28"/>
-        </w:rPr>
-      </w:pPr>
-      <w:r>
-        <w:rPr>
-          <w:b/>
-          <w:bCs/>
-        </w:rPr>
-      </w:r>
-    </w:p>
-    <w:p>
-      <w:pPr>
-        <w:pStyle w:val="BodyText"/>
+          <w:rFonts w:ascii="Times New Roman" w:hAnsi="Times New Roman"/>
+          <w:b/>
+          <w:bCs/>
+          <w:sz w:val="28"/>
+          <w:szCs w:val="28"/>
+        </w:rPr>
+      </w:pPr>
+      <w:r>
+        <w:rPr>
+          <w:rFonts w:ascii="Times New Roman" w:hAnsi="Times New Roman"/>
+          <w:b/>
+          <w:bCs/>
+          <w:sz w:val="28"/>
+          <w:szCs w:val="28"/>
+        </w:rPr>
+      </w:r>
+    </w:p>
+    <w:p>
+      <w:pPr>
+        <w:pStyle w:val="Heading2"/>
         <w:widowControl/>
         <w:suppressAutoHyphens w:val="true"/>
         <w:bidi w:val="0"/>
         <w:spacing w:lineRule="auto" w:line="240" w:before="0" w:after="0"/>
         <w:ind w:firstLine="567" w:left="0" w:right="0"/>
-        <w:jc w:val="both"/>
-        <w:rPr>
-          <w:rFonts w:ascii="Times New Roman" w:hAnsi="Times New Roman" w:eastAsia="Times New Roman" w:cs="Times New Roman"/>
-          <w:i w:val="false"/>
-        </w:rPr>
-      </w:pPr>
-      <w:r>
-        <w:rPr>
-          <w:sz w:val="28"/>
-          <w:szCs w:val="28"/>
-        </w:rPr>
-      </w:r>
-    </w:p>
-    <w:p>
-      <w:pPr>
-        <w:pStyle w:val="BodyText"/>
+        <w:jc w:val="center"/>
+        <w:rPr>
+          <w:rFonts w:ascii="Times New Roman" w:hAnsi="Times New Roman"/>
+          <w:sz w:val="28"/>
+          <w:szCs w:val="28"/>
+        </w:rPr>
+      </w:pPr>
+      <w:r>
+        <w:rPr>
+          <w:rFonts w:ascii="Times New Roman" w:hAnsi="Times New Roman"/>
+          <w:sz w:val="28"/>
+          <w:szCs w:val="28"/>
+        </w:rPr>
+        <w:t xml:space="preserve">ІНСТРУКЦІЯ  </w:t>
+      </w:r>
+    </w:p>
+    <w:p>
+      <w:pPr>
+        <w:pStyle w:val="Heading2"/>
         <w:widowControl/>
         <w:suppressAutoHyphens w:val="true"/>
         <w:bidi w:val="0"/>
         <w:spacing w:lineRule="auto" w:line="240" w:before="0" w:after="0"/>
         <w:ind w:firstLine="567" w:left="0" w:right="0"/>
-        <w:jc w:val="both"/>
-        <w:rPr>
-          <w:b/>
-          <w:bCs/>
-          <w:i w:val="false"/>
-          <w:sz w:val="28"/>
-          <w:szCs w:val="28"/>
-        </w:rPr>
-      </w:pPr>
-      <w:r>
-        <w:rPr>
-          <w:rFonts w:ascii="Times New Roman" w:hAnsi="Times New Roman"/>
-          <w:b w:val="false"/>
-          <w:caps w:val="false"/>
-          <w:smallCaps w:val="false"/>
-          <w:color w:val="000000"/>
-          <w:spacing w:val="0"/>
-          <w:sz w:val="28"/>
-        </w:rPr>
+        <w:jc w:val="center"/>
+        <w:rPr>
+          <w:rFonts w:ascii="Times New Roman" w:hAnsi="Times New Roman"/>
+          <w:sz w:val="28"/>
+          <w:szCs w:val="28"/>
+        </w:rPr>
+      </w:pPr>
+      <w:r>
+        <w:rPr>
+          <w:rFonts w:ascii="Times New Roman" w:hAnsi="Times New Roman"/>
+          <w:b/>
+          <w:bCs/>
+          <w:sz w:val="28"/>
+          <w:szCs w:val="28"/>
+        </w:rPr>
+        <w:t xml:space="preserve">щодо нанесення обстановки на робочу карту </w:t>
       </w:r>
     </w:p>
     <w:p>
@@ -2038,52 +1624,1221 @@
         <w:bidi w:val="0"/>
         <w:spacing w:lineRule="auto" w:line="240" w:before="0" w:after="0"/>
         <w:ind w:firstLine="567" w:left="0" w:right="0"/>
-        <w:jc w:val="both"/>
-        <w:rPr>
-          <w:rFonts w:ascii="Times New Roman" w:hAnsi="Times New Roman"/>
-          <w:b w:val="false"/>
-          <w:i w:val="false"/>
-          <w:caps w:val="false"/>
-          <w:smallCaps w:val="false"/>
-          <w:color w:val="000000"/>
-          <w:spacing w:val="0"/>
-          <w:sz w:val="28"/>
-          <w:szCs w:val="28"/>
-        </w:rPr>
-      </w:pPr>
-      <w:r>
-        <w:rPr>
-          <w:rFonts w:ascii="Times New Roman" w:hAnsi="Times New Roman"/>
-          <w:b w:val="false"/>
-          <w:i w:val="false"/>
-          <w:caps w:val="false"/>
-          <w:smallCaps w:val="false"/>
-          <w:color w:val="000000"/>
-          <w:spacing w:val="0"/>
-          <w:sz w:val="28"/>
-          <w:szCs w:val="28"/>
-        </w:rPr>
-      </w:r>
-    </w:p>
-    <w:p>
-      <w:pPr>
-        <w:pStyle w:val="Normal"/>
+        <w:jc w:val="center"/>
+        <w:rPr>
+          <w:rFonts w:ascii="Times New Roman" w:hAnsi="Times New Roman"/>
+          <w:sz w:val="28"/>
+          <w:szCs w:val="28"/>
+        </w:rPr>
+      </w:pPr>
+      <w:r>
+        <w:rPr>
+          <w:rFonts w:ascii="Times New Roman" w:hAnsi="Times New Roman"/>
+          <w:b/>
+          <w:bCs/>
+          <w:sz w:val="28"/>
+          <w:szCs w:val="28"/>
+        </w:rPr>
+        <w:t>Платформи підтримки заходів реагування на ХБРЯ інциденти</w:t>
+      </w:r>
+    </w:p>
+    <w:p>
+      <w:pPr>
+        <w:pStyle w:val="BodyText"/>
         <w:widowControl/>
         <w:suppressAutoHyphens w:val="true"/>
         <w:bidi w:val="0"/>
         <w:spacing w:lineRule="auto" w:line="240" w:before="0" w:after="0"/>
         <w:ind w:firstLine="567" w:left="0" w:right="0"/>
-        <w:jc w:val="both"/>
-        <w:rPr>
-          <w:rFonts w:ascii="Times New Roman" w:hAnsi="Times New Roman"/>
-          <w:color w:val="000000"/>
-        </w:rPr>
-      </w:pPr>
-      <w:r>
-        <w:rPr>
-          <w:rFonts w:ascii="Times New Roman" w:hAnsi="Times New Roman"/>
-          <w:color w:val="000000"/>
-        </w:rPr>
+        <w:jc w:val="center"/>
+        <w:rPr>
+          <w:rFonts w:ascii="Times New Roman" w:hAnsi="Times New Roman"/>
+          <w:sz w:val="28"/>
+          <w:szCs w:val="28"/>
+        </w:rPr>
+      </w:pPr>
+      <w:r>
+        <w:rPr>
+          <w:rFonts w:ascii="Times New Roman" w:hAnsi="Times New Roman"/>
+          <w:sz w:val="28"/>
+          <w:szCs w:val="28"/>
+        </w:rPr>
+      </w:r>
+    </w:p>
+    <w:p>
+      <w:pPr>
+        <w:pStyle w:val="Heading3"/>
+        <w:spacing w:lineRule="auto" w:line="240" w:before="0" w:after="0"/>
+        <w:jc w:val="both"/>
+        <w:rPr>
+          <w:rFonts w:ascii="Times New Roman" w:hAnsi="Times New Roman"/>
+          <w:sz w:val="28"/>
+          <w:szCs w:val="28"/>
+        </w:rPr>
+      </w:pPr>
+      <w:r>
+        <w:rPr>
+          <w:rFonts w:ascii="Times New Roman" w:hAnsi="Times New Roman"/>
+          <w:sz w:val="28"/>
+          <w:szCs w:val="28"/>
+        </w:rPr>
+        <w:t>1. Нанесення умовних знаків та тексту</w:t>
+      </w:r>
+    </w:p>
+    <w:p>
+      <w:pPr>
+        <w:pStyle w:val="BodyText"/>
+        <w:numPr>
+          <w:ilvl w:val="0"/>
+          <w:numId w:val="1"/>
+        </w:numPr>
+        <w:tabs>
+          <w:tab w:val="clear" w:pos="709"/>
+          <w:tab w:val="left" w:pos="0" w:leader="none"/>
+        </w:tabs>
+        <w:spacing w:lineRule="auto" w:line="240" w:before="0" w:after="0"/>
+        <w:ind w:hanging="283" w:left="709"/>
+        <w:jc w:val="both"/>
+        <w:rPr>
+          <w:rFonts w:ascii="Times New Roman" w:hAnsi="Times New Roman"/>
+          <w:sz w:val="28"/>
+          <w:szCs w:val="28"/>
+        </w:rPr>
+      </w:pPr>
+      <w:r>
+        <w:rPr>
+          <w:rFonts w:ascii="Times New Roman" w:hAnsi="Times New Roman"/>
+          <w:b/>
+          <w:sz w:val="28"/>
+          <w:szCs w:val="28"/>
+        </w:rPr>
+        <w:t>Умовні знаки:</w:t>
+      </w:r>
+      <w:r>
+        <w:rPr>
+          <w:rFonts w:ascii="Times New Roman" w:hAnsi="Times New Roman"/>
+          <w:sz w:val="28"/>
+          <w:szCs w:val="28"/>
+        </w:rPr>
+        <w:t xml:space="preserve"> На панелі управління знаками ( на карті вгорі праворуч) натисність кнопку </w:t>
+      </w:r>
+      <w:r>
+        <w:rPr>
+          <w:rFonts w:ascii="Times New Roman" w:hAnsi="Times New Roman"/>
+          <w:b/>
+          <w:bCs/>
+          <w:sz w:val="28"/>
+          <w:szCs w:val="28"/>
+        </w:rPr>
+        <w:t>«Оберіть знак»</w:t>
+      </w:r>
+      <w:r>
+        <w:rPr>
+          <w:rFonts w:ascii="Times New Roman" w:hAnsi="Times New Roman"/>
+          <w:b w:val="false"/>
+          <w:bCs w:val="false"/>
+          <w:sz w:val="28"/>
+          <w:szCs w:val="28"/>
+        </w:rPr>
+        <w:t>,</w:t>
+      </w:r>
+      <w:r>
+        <w:rPr>
+          <w:rFonts w:ascii="Times New Roman" w:hAnsi="Times New Roman"/>
+          <w:sz w:val="28"/>
+          <w:szCs w:val="28"/>
+        </w:rPr>
+        <w:t xml:space="preserve"> виберіть умовний знак з випадаючого списку та клікніть на карті точку для його нанесення.</w:t>
+      </w:r>
+    </w:p>
+    <w:p>
+      <w:pPr>
+        <w:pStyle w:val="BodyText"/>
+        <w:numPr>
+          <w:ilvl w:val="0"/>
+          <w:numId w:val="1"/>
+        </w:numPr>
+        <w:tabs>
+          <w:tab w:val="clear" w:pos="709"/>
+          <w:tab w:val="left" w:pos="0" w:leader="none"/>
+        </w:tabs>
+        <w:spacing w:lineRule="auto" w:line="240" w:before="0" w:after="0"/>
+        <w:ind w:hanging="283" w:left="709"/>
+        <w:jc w:val="both"/>
+        <w:rPr>
+          <w:rFonts w:ascii="Times New Roman" w:hAnsi="Times New Roman"/>
+          <w:sz w:val="28"/>
+          <w:szCs w:val="28"/>
+        </w:rPr>
+      </w:pPr>
+      <w:r>
+        <w:rPr>
+          <w:rFonts w:ascii="Times New Roman" w:hAnsi="Times New Roman"/>
+          <w:b/>
+          <w:sz w:val="28"/>
+          <w:szCs w:val="28"/>
+        </w:rPr>
+        <w:t>Текстові підписи:</w:t>
+      </w:r>
+      <w:r>
+        <w:rPr>
+          <w:rFonts w:ascii="Times New Roman" w:hAnsi="Times New Roman"/>
+          <w:sz w:val="28"/>
+          <w:szCs w:val="28"/>
+        </w:rPr>
+        <w:t xml:space="preserve"> На панелі управління знаками натисніть кнопку </w:t>
+      </w:r>
+      <w:r>
+        <w:rPr>
+          <w:rFonts w:ascii="Times New Roman" w:hAnsi="Times New Roman"/>
+          <w:b/>
+          <w:sz w:val="28"/>
+          <w:szCs w:val="28"/>
+        </w:rPr>
+        <w:t>«Текст»</w:t>
+      </w:r>
+      <w:r>
+        <w:rPr>
+          <w:rFonts w:ascii="Times New Roman" w:hAnsi="Times New Roman"/>
+          <w:sz w:val="28"/>
+          <w:szCs w:val="28"/>
+        </w:rPr>
+        <w:t>, клікніть на карті точку, введіть текст у діалоговому вікні та нажміть ОК.</w:t>
+      </w:r>
+    </w:p>
+    <w:p>
+      <w:pPr>
+        <w:pStyle w:val="BodyText"/>
+        <w:numPr>
+          <w:ilvl w:val="0"/>
+          <w:numId w:val="1"/>
+        </w:numPr>
+        <w:tabs>
+          <w:tab w:val="clear" w:pos="709"/>
+          <w:tab w:val="left" w:pos="0" w:leader="none"/>
+        </w:tabs>
+        <w:spacing w:lineRule="auto" w:line="240" w:before="0" w:after="0"/>
+        <w:ind w:hanging="283" w:left="709"/>
+        <w:jc w:val="both"/>
+        <w:rPr>
+          <w:rFonts w:ascii="Times New Roman" w:hAnsi="Times New Roman"/>
+          <w:sz w:val="28"/>
+          <w:szCs w:val="28"/>
+        </w:rPr>
+      </w:pPr>
+      <w:r>
+        <w:rPr>
+          <w:rFonts w:ascii="Times New Roman" w:hAnsi="Times New Roman"/>
+          <w:b/>
+          <w:sz w:val="28"/>
+          <w:szCs w:val="28"/>
+        </w:rPr>
+        <w:t>Видалення умовного знаку/тексту:</w:t>
+      </w:r>
+      <w:r>
+        <w:rPr>
+          <w:rFonts w:ascii="Times New Roman" w:hAnsi="Times New Roman"/>
+          <w:sz w:val="28"/>
+          <w:szCs w:val="28"/>
+        </w:rPr>
+        <w:t xml:space="preserve"> на карті клікніть по нанесеному знаку або тексту для його видалення.</w:t>
+      </w:r>
+    </w:p>
+    <w:p>
+      <w:pPr>
+        <w:pStyle w:val="BodyText"/>
+        <w:numPr>
+          <w:ilvl w:val="0"/>
+          <w:numId w:val="1"/>
+        </w:numPr>
+        <w:tabs>
+          <w:tab w:val="clear" w:pos="709"/>
+          <w:tab w:val="left" w:pos="0" w:leader="none"/>
+        </w:tabs>
+        <w:spacing w:lineRule="auto" w:line="240" w:before="0" w:after="0"/>
+        <w:ind w:hanging="283" w:left="709"/>
+        <w:jc w:val="both"/>
+        <w:rPr>
+          <w:rFonts w:ascii="Times New Roman" w:hAnsi="Times New Roman"/>
+          <w:sz w:val="28"/>
+          <w:szCs w:val="28"/>
+        </w:rPr>
+      </w:pPr>
+      <w:r>
+        <w:rPr>
+          <w:rFonts w:ascii="Times New Roman" w:hAnsi="Times New Roman"/>
+          <w:b/>
+          <w:sz w:val="28"/>
+          <w:szCs w:val="28"/>
+        </w:rPr>
+        <w:t>Коло, прямокутник:</w:t>
+      </w:r>
+      <w:r>
+        <w:rPr>
+          <w:rFonts w:ascii="Times New Roman" w:hAnsi="Times New Roman"/>
+          <w:sz w:val="28"/>
+          <w:szCs w:val="28"/>
+        </w:rPr>
+        <w:t xml:space="preserve"> На панелі Leaflet (на карті вгорі ліворуч) виберіть:</w:t>
+      </w:r>
+    </w:p>
+    <w:p>
+      <w:pPr>
+        <w:pStyle w:val="BodyText"/>
+        <w:numPr>
+          <w:ilvl w:val="0"/>
+          <w:numId w:val="0"/>
+        </w:numPr>
+        <w:spacing w:lineRule="auto" w:line="240" w:before="0" w:after="0"/>
+        <w:ind w:hanging="0" w:left="0"/>
+        <w:jc w:val="both"/>
+        <w:rPr>
+          <w:rFonts w:ascii="Times New Roman" w:hAnsi="Times New Roman"/>
+          <w:sz w:val="28"/>
+          <w:szCs w:val="28"/>
+        </w:rPr>
+      </w:pPr>
+      <w:r>
+        <w:rPr>
+          <w:rFonts w:ascii="Times New Roman" w:hAnsi="Times New Roman"/>
+          <w:sz w:val="28"/>
+          <w:szCs w:val="28"/>
+        </w:rPr>
+        <w:t xml:space="preserve"> </w:t>
+      </w:r>
+      <w:r>
+        <w:rPr>
+          <w:rFonts w:ascii="Times New Roman" w:hAnsi="Times New Roman"/>
+          <w:b/>
+          <w:bCs/>
+          <w:sz w:val="28"/>
+          <w:szCs w:val="28"/>
+        </w:rPr>
+        <w:t>коло</w:t>
+      </w:r>
+      <w:r>
+        <w:rPr>
+          <w:rFonts w:ascii="Times New Roman" w:hAnsi="Times New Roman"/>
+          <w:sz w:val="28"/>
+          <w:szCs w:val="28"/>
+        </w:rPr>
+        <w:t xml:space="preserve">  - на карті клікніть центр кола та розтягніть коло з нажатою лівою клавішею мишки до необхідного розміру;</w:t>
+      </w:r>
+    </w:p>
+    <w:p>
+      <w:pPr>
+        <w:pStyle w:val="BodyText"/>
+        <w:numPr>
+          <w:ilvl w:val="0"/>
+          <w:numId w:val="0"/>
+        </w:numPr>
+        <w:spacing w:lineRule="auto" w:line="240" w:before="0" w:after="0"/>
+        <w:ind w:hanging="0" w:left="0"/>
+        <w:jc w:val="both"/>
+        <w:rPr>
+          <w:rFonts w:ascii="Times New Roman" w:hAnsi="Times New Roman"/>
+          <w:sz w:val="28"/>
+          <w:szCs w:val="28"/>
+        </w:rPr>
+      </w:pPr>
+      <w:r>
+        <w:rPr>
+          <w:rFonts w:ascii="Times New Roman" w:hAnsi="Times New Roman"/>
+          <w:b/>
+          <w:bCs/>
+          <w:sz w:val="28"/>
+          <w:szCs w:val="28"/>
+        </w:rPr>
+        <w:t>прямокутник</w:t>
+      </w:r>
+      <w:r>
+        <w:rPr>
+          <w:rFonts w:ascii="Times New Roman" w:hAnsi="Times New Roman"/>
+          <w:sz w:val="28"/>
+          <w:szCs w:val="28"/>
+        </w:rPr>
+        <w:t xml:space="preserve"> - на карті клікніть точку кута прямокутника та розтягніть прямокутник з нажатою лівою клавішею мишки до необхідного розміру; </w:t>
+      </w:r>
+    </w:p>
+    <w:p>
+      <w:pPr>
+        <w:pStyle w:val="BodyText"/>
+        <w:numPr>
+          <w:ilvl w:val="0"/>
+          <w:numId w:val="0"/>
+        </w:numPr>
+        <w:spacing w:lineRule="auto" w:line="240" w:before="0" w:after="0"/>
+        <w:ind w:hanging="0" w:left="0"/>
+        <w:jc w:val="both"/>
+        <w:rPr>
+          <w:rFonts w:ascii="Times New Roman" w:hAnsi="Times New Roman"/>
+          <w:sz w:val="28"/>
+          <w:szCs w:val="28"/>
+        </w:rPr>
+      </w:pPr>
+      <w:r>
+        <w:rPr>
+          <w:rFonts w:ascii="Times New Roman" w:hAnsi="Times New Roman"/>
+          <w:b/>
+          <w:bCs/>
+          <w:sz w:val="28"/>
+          <w:szCs w:val="28"/>
+        </w:rPr>
+        <w:t>багатокутник</w:t>
+      </w:r>
+      <w:r>
+        <w:rPr>
+          <w:rFonts w:ascii="Times New Roman" w:hAnsi="Times New Roman"/>
+          <w:sz w:val="28"/>
+          <w:szCs w:val="28"/>
+        </w:rPr>
+        <w:t xml:space="preserve"> - на карті клікніть послідовно точки багатокутника, при цьому остання точка кліку збігається з першою точкою.</w:t>
+      </w:r>
+    </w:p>
+    <w:p>
+      <w:pPr>
+        <w:pStyle w:val="BodyText"/>
+        <w:numPr>
+          <w:ilvl w:val="0"/>
+          <w:numId w:val="0"/>
+        </w:numPr>
+        <w:spacing w:lineRule="auto" w:line="240" w:before="0" w:after="0"/>
+        <w:ind w:hanging="0" w:left="0"/>
+        <w:rPr>
+          <w:rFonts w:ascii="Times New Roman" w:hAnsi="Times New Roman"/>
+          <w:sz w:val="28"/>
+          <w:szCs w:val="28"/>
+        </w:rPr>
+      </w:pPr>
+      <w:r>
+        <w:rPr>
+          <w:rFonts w:ascii="Times New Roman" w:hAnsi="Times New Roman"/>
+          <w:sz w:val="28"/>
+          <w:szCs w:val="28"/>
+        </w:rPr>
+      </w:r>
+    </w:p>
+    <w:p>
+      <w:pPr>
+        <w:pStyle w:val="BodyText"/>
+        <w:spacing w:lineRule="auto" w:line="240" w:before="0" w:after="0"/>
+        <w:jc w:val="both"/>
+        <w:rPr>
+          <w:rFonts w:ascii="Times New Roman" w:hAnsi="Times New Roman"/>
+          <w:sz w:val="28"/>
+          <w:szCs w:val="28"/>
+        </w:rPr>
+      </w:pPr>
+      <w:r>
+        <w:rPr>
+          <w:rFonts w:ascii="Times New Roman" w:hAnsi="Times New Roman"/>
+          <w:b/>
+          <w:bCs/>
+          <w:sz w:val="28"/>
+          <w:szCs w:val="28"/>
+        </w:rPr>
+        <w:t>2. Нанесення зон хімічного забруднення за міжнародними рівнями токсичного впливу (A</w:t>
+      </w:r>
+      <w:r>
+        <w:rPr>
+          <w:rFonts w:ascii="Times New Roman" w:hAnsi="Times New Roman"/>
+          <w:b/>
+          <w:sz w:val="28"/>
+          <w:szCs w:val="28"/>
+        </w:rPr>
+        <w:t xml:space="preserve">EGL-1, AEGL-2, AEGL-3)  </w:t>
+      </w:r>
+    </w:p>
+    <w:p>
+      <w:pPr>
+        <w:pStyle w:val="BodyText"/>
+        <w:widowControl/>
+        <w:suppressAutoHyphens w:val="true"/>
+        <w:bidi w:val="0"/>
+        <w:spacing w:lineRule="auto" w:line="240" w:before="0" w:after="0"/>
+        <w:ind w:firstLine="567" w:left="0" w:right="0"/>
+        <w:jc w:val="both"/>
+        <w:rPr>
+          <w:rFonts w:ascii="Times New Roman" w:hAnsi="Times New Roman"/>
+          <w:sz w:val="28"/>
+          <w:szCs w:val="28"/>
+        </w:rPr>
+      </w:pPr>
+      <w:r>
+        <w:rPr>
+          <w:rFonts w:ascii="Times New Roman" w:hAnsi="Times New Roman"/>
+          <w:sz w:val="28"/>
+          <w:szCs w:val="28"/>
+        </w:rPr>
+        <w:t xml:space="preserve">1. Перед початком нанесення </w:t>
+      </w:r>
+      <w:r>
+        <w:rPr>
+          <w:rFonts w:ascii="Times New Roman" w:hAnsi="Times New Roman"/>
+          <w:b w:val="false"/>
+          <w:bCs w:val="false"/>
+          <w:sz w:val="28"/>
+          <w:szCs w:val="28"/>
+        </w:rPr>
+        <w:t>зон хімічного забруднення за міжнародними рівнями токсичного впливу (AEGL-1, AEGL-2, AEGL-3)</w:t>
+      </w:r>
+      <w:r>
+        <w:rPr>
+          <w:rFonts w:ascii="Times New Roman" w:hAnsi="Times New Roman"/>
+          <w:b/>
+          <w:bCs w:val="false"/>
+          <w:sz w:val="28"/>
+          <w:szCs w:val="28"/>
+        </w:rPr>
+        <w:t xml:space="preserve"> </w:t>
+      </w:r>
+      <w:r>
+        <w:rPr>
+          <w:rFonts w:ascii="Times New Roman" w:hAnsi="Times New Roman"/>
+          <w:sz w:val="28"/>
+          <w:szCs w:val="28"/>
+        </w:rPr>
+        <w:t xml:space="preserve">на панелі управління знаками введіть у поле </w:t>
+      </w:r>
+      <w:r>
+        <w:rPr>
+          <w:rFonts w:ascii="Times New Roman" w:hAnsi="Times New Roman"/>
+          <w:b/>
+          <w:sz w:val="28"/>
+          <w:szCs w:val="28"/>
+        </w:rPr>
+        <w:t>«Напрямок вітру»</w:t>
+      </w:r>
+      <w:r>
+        <w:rPr>
+          <w:rFonts w:ascii="Times New Roman" w:hAnsi="Times New Roman"/>
+          <w:sz w:val="28"/>
+          <w:szCs w:val="28"/>
+        </w:rPr>
+        <w:t xml:space="preserve"> значення напрямку вітру в градусах (напрямок  від 0 до 360</w:t>
+      </w:r>
+      <w:r>
+        <w:rPr>
+          <w:rFonts w:ascii="Times New Roman" w:hAnsi="Times New Roman"/>
+          <w:sz w:val="28"/>
+          <w:szCs w:val="28"/>
+          <w:vertAlign w:val="superscript"/>
+        </w:rPr>
+        <w:t xml:space="preserve">0 </w:t>
+      </w:r>
+      <w:r>
+        <w:rPr>
+          <w:rFonts w:ascii="Times New Roman" w:hAnsi="Times New Roman"/>
+          <w:sz w:val="28"/>
+          <w:szCs w:val="28"/>
+        </w:rPr>
+        <w:t xml:space="preserve">- «звідкіля дує вітер»), а також для інформації  - у полі </w:t>
+      </w:r>
+      <w:r>
+        <w:rPr>
+          <w:rFonts w:ascii="Times New Roman" w:hAnsi="Times New Roman"/>
+          <w:b/>
+          <w:sz w:val="28"/>
+          <w:szCs w:val="28"/>
+        </w:rPr>
+        <w:t>«Швидкість вітру»</w:t>
+      </w:r>
+      <w:r>
+        <w:rPr>
+          <w:rFonts w:ascii="Times New Roman" w:hAnsi="Times New Roman"/>
+          <w:sz w:val="28"/>
+          <w:szCs w:val="28"/>
+        </w:rPr>
+        <w:t xml:space="preserve"> введіть значення швидкості вітру у </w:t>
+      </w:r>
+      <w:r>
+        <w:rPr>
+          <w:rFonts w:ascii="Times New Roman" w:hAnsi="Times New Roman"/>
+          <w:b/>
+          <w:sz w:val="28"/>
+          <w:szCs w:val="28"/>
+        </w:rPr>
+        <w:t xml:space="preserve">м/с та </w:t>
+      </w:r>
+      <w:r>
+        <w:rPr>
+          <w:rFonts w:ascii="Times New Roman" w:hAnsi="Times New Roman"/>
+          <w:b w:val="false"/>
+          <w:bCs w:val="false"/>
+          <w:sz w:val="28"/>
+          <w:szCs w:val="28"/>
+        </w:rPr>
+        <w:t xml:space="preserve">натисність </w:t>
+      </w:r>
+      <w:r>
+        <w:rPr>
+          <w:rFonts w:ascii="Times New Roman" w:hAnsi="Times New Roman"/>
+          <w:sz w:val="28"/>
+          <w:szCs w:val="28"/>
+        </w:rPr>
+        <w:t xml:space="preserve">кнопку </w:t>
+      </w:r>
+      <w:r>
+        <w:rPr>
+          <w:rFonts w:ascii="Times New Roman" w:hAnsi="Times New Roman"/>
+          <w:b/>
+          <w:sz w:val="28"/>
+          <w:szCs w:val="28"/>
+        </w:rPr>
+        <w:t>«Застосувати метео»</w:t>
+      </w:r>
+      <w:r>
+        <w:rPr>
+          <w:rFonts w:ascii="Times New Roman" w:hAnsi="Times New Roman"/>
+          <w:sz w:val="28"/>
+          <w:szCs w:val="28"/>
+        </w:rPr>
+        <w:t>.</w:t>
+      </w:r>
+    </w:p>
+    <w:p>
+      <w:pPr>
+        <w:pStyle w:val="BodyText"/>
+        <w:widowControl/>
+        <w:suppressAutoHyphens w:val="true"/>
+        <w:bidi w:val="0"/>
+        <w:spacing w:lineRule="auto" w:line="240" w:before="0" w:after="0"/>
+        <w:ind w:firstLine="567" w:left="0" w:right="0"/>
+        <w:jc w:val="both"/>
+        <w:rPr>
+          <w:rFonts w:ascii="Times New Roman" w:hAnsi="Times New Roman"/>
+          <w:sz w:val="28"/>
+          <w:szCs w:val="28"/>
+        </w:rPr>
+      </w:pPr>
+      <w:r>
+        <w:rPr>
+          <w:rFonts w:ascii="Times New Roman" w:hAnsi="Times New Roman"/>
+          <w:sz w:val="28"/>
+          <w:szCs w:val="28"/>
+        </w:rPr>
+        <w:t xml:space="preserve">2. Натисніть кнопку </w:t>
+      </w:r>
+      <w:r>
+        <w:rPr>
+          <w:rFonts w:ascii="Times New Roman" w:hAnsi="Times New Roman"/>
+          <w:b/>
+          <w:sz w:val="28"/>
+          <w:szCs w:val="28"/>
+        </w:rPr>
+        <w:t>«Еліпс»</w:t>
+      </w:r>
+      <w:r>
+        <w:rPr>
+          <w:rFonts w:ascii="Times New Roman" w:hAnsi="Times New Roman"/>
+          <w:sz w:val="28"/>
+          <w:szCs w:val="28"/>
+        </w:rPr>
+        <w:t>.</w:t>
+      </w:r>
+    </w:p>
+    <w:p>
+      <w:pPr>
+        <w:pStyle w:val="BodyText"/>
+        <w:widowControl/>
+        <w:suppressAutoHyphens w:val="true"/>
+        <w:bidi w:val="0"/>
+        <w:spacing w:lineRule="auto" w:line="240" w:before="0" w:after="0"/>
+        <w:ind w:firstLine="567" w:left="0" w:right="0"/>
+        <w:jc w:val="both"/>
+        <w:rPr>
+          <w:rFonts w:ascii="Times New Roman" w:hAnsi="Times New Roman"/>
+          <w:sz w:val="28"/>
+          <w:szCs w:val="28"/>
+        </w:rPr>
+      </w:pPr>
+      <w:r>
+        <w:rPr>
+          <w:rFonts w:ascii="Times New Roman" w:hAnsi="Times New Roman"/>
+          <w:sz w:val="28"/>
+          <w:szCs w:val="28"/>
+        </w:rPr>
+        <w:t>3. Клікніть на карті в точці хімічної аварії (застосування хімічної зброї).</w:t>
+      </w:r>
+    </w:p>
+    <w:p>
+      <w:pPr>
+        <w:pStyle w:val="BodyText"/>
+        <w:widowControl/>
+        <w:suppressAutoHyphens w:val="true"/>
+        <w:bidi w:val="0"/>
+        <w:spacing w:lineRule="auto" w:line="240" w:before="0" w:after="0"/>
+        <w:ind w:firstLine="567" w:left="0" w:right="0"/>
+        <w:jc w:val="both"/>
+        <w:rPr>
+          <w:rFonts w:ascii="Times New Roman" w:hAnsi="Times New Roman"/>
+          <w:sz w:val="28"/>
+          <w:szCs w:val="28"/>
+        </w:rPr>
+      </w:pPr>
+      <w:r>
+        <w:rPr>
+          <w:rFonts w:ascii="Times New Roman" w:hAnsi="Times New Roman"/>
+          <w:sz w:val="28"/>
+          <w:szCs w:val="28"/>
+        </w:rPr>
+        <w:t>4. В діалогових вікнах послідовно введіть:</w:t>
+      </w:r>
+    </w:p>
+    <w:p>
+      <w:pPr>
+        <w:pStyle w:val="BodyText"/>
+        <w:numPr>
+          <w:ilvl w:val="1"/>
+          <w:numId w:val="2"/>
+        </w:numPr>
+        <w:tabs>
+          <w:tab w:val="clear" w:pos="709"/>
+          <w:tab w:val="left" w:pos="0" w:leader="none"/>
+        </w:tabs>
+        <w:spacing w:lineRule="auto" w:line="240" w:before="0" w:after="0"/>
+        <w:ind w:hanging="283" w:left="1418"/>
+        <w:jc w:val="both"/>
+        <w:rPr>
+          <w:rFonts w:ascii="Times New Roman" w:hAnsi="Times New Roman"/>
+          <w:sz w:val="28"/>
+          <w:szCs w:val="28"/>
+        </w:rPr>
+      </w:pPr>
+      <w:r>
+        <w:rPr>
+          <w:rFonts w:ascii="Times New Roman" w:hAnsi="Times New Roman"/>
+          <w:sz w:val="28"/>
+          <w:szCs w:val="28"/>
+        </w:rPr>
+        <w:t>максимальну довжину хмари (за вітром) у метрах.</w:t>
+      </w:r>
+    </w:p>
+    <w:p>
+      <w:pPr>
+        <w:pStyle w:val="BodyText"/>
+        <w:numPr>
+          <w:ilvl w:val="1"/>
+          <w:numId w:val="2"/>
+        </w:numPr>
+        <w:tabs>
+          <w:tab w:val="clear" w:pos="709"/>
+          <w:tab w:val="left" w:pos="0" w:leader="none"/>
+        </w:tabs>
+        <w:spacing w:lineRule="auto" w:line="240" w:before="0" w:after="0"/>
+        <w:ind w:hanging="283" w:left="1418"/>
+        <w:jc w:val="both"/>
+        <w:rPr>
+          <w:rFonts w:ascii="Times New Roman" w:hAnsi="Times New Roman"/>
+          <w:sz w:val="28"/>
+          <w:szCs w:val="28"/>
+        </w:rPr>
+      </w:pPr>
+      <w:r>
+        <w:rPr>
+          <w:rFonts w:ascii="Times New Roman" w:hAnsi="Times New Roman"/>
+          <w:sz w:val="28"/>
+          <w:szCs w:val="28"/>
+        </w:rPr>
+        <w:t>максимальну ширину хмари (бокове поширення) у метрах.</w:t>
+      </w:r>
+    </w:p>
+    <w:p>
+      <w:pPr>
+        <w:pStyle w:val="BodyText"/>
+        <w:numPr>
+          <w:ilvl w:val="0"/>
+          <w:numId w:val="0"/>
+        </w:numPr>
+        <w:spacing w:lineRule="auto" w:line="240" w:before="0" w:after="0"/>
+        <w:ind w:hanging="0" w:left="0"/>
+        <w:jc w:val="both"/>
+        <w:rPr>
+          <w:rFonts w:ascii="Times New Roman" w:hAnsi="Times New Roman"/>
+          <w:sz w:val="28"/>
+          <w:szCs w:val="28"/>
+        </w:rPr>
+      </w:pPr>
+      <w:r>
+        <w:rPr>
+          <w:rFonts w:ascii="Times New Roman" w:hAnsi="Times New Roman"/>
+          <w:sz w:val="28"/>
+          <w:szCs w:val="28"/>
+        </w:rPr>
+        <w:t>Система автоматично побудує трирівневий каскад зон:</w:t>
+      </w:r>
+    </w:p>
+    <w:p>
+      <w:pPr>
+        <w:pStyle w:val="BodyText"/>
+        <w:numPr>
+          <w:ilvl w:val="1"/>
+          <w:numId w:val="2"/>
+        </w:numPr>
+        <w:tabs>
+          <w:tab w:val="clear" w:pos="709"/>
+          <w:tab w:val="left" w:pos="0" w:leader="none"/>
+        </w:tabs>
+        <w:spacing w:lineRule="auto" w:line="240" w:before="0" w:after="0"/>
+        <w:ind w:hanging="283" w:left="1418"/>
+        <w:jc w:val="both"/>
+        <w:rPr>
+          <w:rFonts w:ascii="Times New Roman" w:hAnsi="Times New Roman"/>
+          <w:sz w:val="28"/>
+          <w:szCs w:val="28"/>
+        </w:rPr>
+      </w:pPr>
+      <w:r>
+        <w:rPr>
+          <w:rFonts w:ascii="Times New Roman" w:hAnsi="Times New Roman"/>
+          <w:sz w:val="28"/>
+          <w:szCs w:val="28"/>
+        </w:rPr>
+        <w:t xml:space="preserve">🟡 </w:t>
+      </w:r>
+      <w:r>
+        <w:rPr>
+          <w:rFonts w:ascii="Times New Roman" w:hAnsi="Times New Roman"/>
+          <w:b/>
+          <w:sz w:val="28"/>
+          <w:szCs w:val="28"/>
+        </w:rPr>
+        <w:t>AEGL-1 (жовта, 100% розміру):</w:t>
+      </w:r>
+      <w:r>
+        <w:rPr>
+          <w:rFonts w:ascii="Times New Roman" w:hAnsi="Times New Roman"/>
+          <w:sz w:val="28"/>
+          <w:szCs w:val="28"/>
+        </w:rPr>
+        <w:t xml:space="preserve"> зона початкового/низького впливу.</w:t>
+      </w:r>
+    </w:p>
+    <w:p>
+      <w:pPr>
+        <w:pStyle w:val="BodyText"/>
+        <w:numPr>
+          <w:ilvl w:val="1"/>
+          <w:numId w:val="2"/>
+        </w:numPr>
+        <w:tabs>
+          <w:tab w:val="clear" w:pos="709"/>
+          <w:tab w:val="left" w:pos="0" w:leader="none"/>
+        </w:tabs>
+        <w:spacing w:lineRule="auto" w:line="240" w:before="0" w:after="0"/>
+        <w:ind w:hanging="283" w:left="1418"/>
+        <w:jc w:val="both"/>
+        <w:rPr>
+          <w:rFonts w:ascii="Times New Roman" w:hAnsi="Times New Roman"/>
+          <w:sz w:val="28"/>
+          <w:szCs w:val="28"/>
+        </w:rPr>
+      </w:pPr>
+      <w:r>
+        <w:rPr>
+          <w:rFonts w:ascii="Times New Roman" w:hAnsi="Times New Roman"/>
+          <w:sz w:val="28"/>
+          <w:szCs w:val="28"/>
+        </w:rPr>
+        <w:t xml:space="preserve">🟠 </w:t>
+      </w:r>
+      <w:r>
+        <w:rPr>
+          <w:rFonts w:ascii="Times New Roman" w:hAnsi="Times New Roman"/>
+          <w:b/>
+          <w:sz w:val="28"/>
+          <w:szCs w:val="28"/>
+        </w:rPr>
+        <w:t>AEGL-2 (помаранчева, 60% розміру):</w:t>
+      </w:r>
+      <w:r>
+        <w:rPr>
+          <w:rFonts w:ascii="Times New Roman" w:hAnsi="Times New Roman"/>
+          <w:sz w:val="28"/>
+          <w:szCs w:val="28"/>
+        </w:rPr>
+        <w:t xml:space="preserve"> зона середньої небезпеки (ризик для здоров'я).</w:t>
+      </w:r>
+    </w:p>
+    <w:p>
+      <w:pPr>
+        <w:pStyle w:val="BodyText"/>
+        <w:widowControl/>
+        <w:numPr>
+          <w:ilvl w:val="0"/>
+          <w:numId w:val="3"/>
+        </w:numPr>
+        <w:suppressAutoHyphens w:val="true"/>
+        <w:bidi w:val="0"/>
+        <w:spacing w:lineRule="auto" w:line="240" w:before="0" w:after="0"/>
+        <w:ind w:hanging="340" w:left="1417" w:right="0"/>
+        <w:jc w:val="both"/>
+        <w:rPr>
+          <w:rFonts w:ascii="Times New Roman" w:hAnsi="Times New Roman"/>
+          <w:sz w:val="28"/>
+          <w:szCs w:val="28"/>
+        </w:rPr>
+      </w:pPr>
+      <w:r>
+        <w:rPr>
+          <w:rFonts w:ascii="Times New Roman" w:hAnsi="Times New Roman"/>
+          <w:sz w:val="28"/>
+          <w:szCs w:val="28"/>
+        </w:rPr>
+        <w:t xml:space="preserve">🔴 </w:t>
+      </w:r>
+      <w:r>
+        <w:rPr>
+          <w:rFonts w:ascii="Times New Roman" w:hAnsi="Times New Roman"/>
+          <w:b/>
+          <w:sz w:val="28"/>
+          <w:szCs w:val="28"/>
+        </w:rPr>
+        <w:t>AEGL-3 (Червона, 30% розміру):</w:t>
+      </w:r>
+      <w:r>
+        <w:rPr>
+          <w:rFonts w:ascii="Times New Roman" w:hAnsi="Times New Roman"/>
+          <w:sz w:val="28"/>
+          <w:szCs w:val="28"/>
+        </w:rPr>
+        <w:t xml:space="preserve"> зона смертельної небезпеки).</w:t>
+      </w:r>
+    </w:p>
+    <w:p>
+      <w:pPr>
+        <w:pStyle w:val="Style19"/>
+        <w:widowControl/>
+        <w:suppressAutoHyphens w:val="true"/>
+        <w:bidi w:val="0"/>
+        <w:spacing w:lineRule="auto" w:line="240" w:before="0" w:after="0"/>
+        <w:ind w:hanging="0" w:left="567" w:right="0"/>
+        <w:jc w:val="both"/>
+        <w:rPr>
+          <w:rFonts w:ascii="Times New Roman" w:hAnsi="Times New Roman"/>
+          <w:sz w:val="28"/>
+          <w:szCs w:val="28"/>
+        </w:rPr>
+      </w:pPr>
+      <w:r>
+        <w:rPr>
+          <w:rFonts w:ascii="Times New Roman" w:hAnsi="Times New Roman"/>
+          <w:b/>
+          <w:bCs/>
+          <w:sz w:val="28"/>
+          <w:szCs w:val="28"/>
+        </w:rPr>
+        <w:t>Вид</w:t>
+      </w:r>
+      <w:r>
+        <w:rPr>
+          <w:rFonts w:ascii="Times New Roman" w:hAnsi="Times New Roman"/>
+          <w:b/>
+          <w:sz w:val="28"/>
+          <w:szCs w:val="28"/>
+        </w:rPr>
+        <w:t>алення зони хімічного забруднення:</w:t>
+      </w:r>
+      <w:r>
+        <w:rPr>
+          <w:rFonts w:ascii="Times New Roman" w:hAnsi="Times New Roman"/>
+          <w:sz w:val="28"/>
+          <w:szCs w:val="28"/>
+        </w:rPr>
+        <w:t xml:space="preserve"> Якщо необхідно видалити зону хімічного забруднення  - клікніть по центру еліпсу на карті та підтвердіть видалення. </w:t>
+      </w:r>
+    </w:p>
+    <w:p>
+      <w:pPr>
+        <w:pStyle w:val="BodyText"/>
+        <w:spacing w:lineRule="auto" w:line="240" w:before="0" w:after="0"/>
+        <w:jc w:val="both"/>
+        <w:rPr>
+          <w:rFonts w:ascii="Times New Roman" w:hAnsi="Times New Roman"/>
+          <w:sz w:val="28"/>
+          <w:szCs w:val="28"/>
+        </w:rPr>
+      </w:pPr>
+      <w:r>
+        <w:rPr>
+          <w:rFonts w:ascii="Times New Roman" w:hAnsi="Times New Roman"/>
+          <w:sz w:val="28"/>
+          <w:szCs w:val="28"/>
+        </w:rPr>
+      </w:r>
+    </w:p>
+    <w:p>
+      <w:pPr>
+        <w:pStyle w:val="Heading3"/>
+        <w:spacing w:lineRule="auto" w:line="240" w:before="0" w:after="0"/>
+        <w:jc w:val="both"/>
+        <w:rPr>
+          <w:rFonts w:ascii="Times New Roman" w:hAnsi="Times New Roman"/>
+          <w:sz w:val="28"/>
+          <w:szCs w:val="28"/>
+        </w:rPr>
+      </w:pPr>
+      <w:r>
+        <w:rPr>
+          <w:rFonts w:ascii="Times New Roman" w:hAnsi="Times New Roman"/>
+          <w:sz w:val="28"/>
+          <w:szCs w:val="28"/>
+        </w:rPr>
+        <w:t>3. Вимірювання відстаней (лінійка)</w:t>
+      </w:r>
+    </w:p>
+    <w:p>
+      <w:pPr>
+        <w:pStyle w:val="BodyText"/>
+        <w:numPr>
+          <w:ilvl w:val="0"/>
+          <w:numId w:val="4"/>
+        </w:numPr>
+        <w:tabs>
+          <w:tab w:val="clear" w:pos="709"/>
+          <w:tab w:val="left" w:pos="0" w:leader="none"/>
+        </w:tabs>
+        <w:spacing w:lineRule="auto" w:line="240" w:before="0" w:after="0"/>
+        <w:ind w:hanging="283" w:left="709"/>
+        <w:jc w:val="both"/>
+        <w:rPr>
+          <w:rFonts w:ascii="Times New Roman" w:hAnsi="Times New Roman"/>
+          <w:sz w:val="28"/>
+          <w:szCs w:val="28"/>
+        </w:rPr>
+      </w:pPr>
+      <w:r>
+        <w:rPr>
+          <w:rFonts w:ascii="Times New Roman" w:hAnsi="Times New Roman"/>
+          <w:sz w:val="28"/>
+          <w:szCs w:val="28"/>
+        </w:rPr>
+        <w:t xml:space="preserve">На панелі Leaflet (на карті вгорі ліворуч) виберіть </w:t>
+      </w:r>
+      <w:r>
+        <w:rPr>
+          <w:rFonts w:ascii="Times New Roman" w:hAnsi="Times New Roman"/>
+          <w:b/>
+          <w:sz w:val="28"/>
+          <w:szCs w:val="28"/>
+        </w:rPr>
+        <w:t>«Малювання лінії»</w:t>
+      </w:r>
+      <w:r>
+        <w:rPr>
+          <w:rFonts w:ascii="Times New Roman" w:hAnsi="Times New Roman"/>
+          <w:sz w:val="28"/>
+          <w:szCs w:val="28"/>
+        </w:rPr>
+        <w:t xml:space="preserve"> (лінія з точками).</w:t>
+      </w:r>
+    </w:p>
+    <w:p>
+      <w:pPr>
+        <w:pStyle w:val="BodyText"/>
+        <w:numPr>
+          <w:ilvl w:val="0"/>
+          <w:numId w:val="4"/>
+        </w:numPr>
+        <w:tabs>
+          <w:tab w:val="clear" w:pos="709"/>
+          <w:tab w:val="left" w:pos="0" w:leader="none"/>
+        </w:tabs>
+        <w:spacing w:lineRule="auto" w:line="240" w:before="0" w:after="0"/>
+        <w:ind w:hanging="283" w:left="709"/>
+        <w:jc w:val="both"/>
+        <w:rPr>
+          <w:rFonts w:ascii="Times New Roman" w:hAnsi="Times New Roman"/>
+          <w:sz w:val="28"/>
+          <w:szCs w:val="28"/>
+        </w:rPr>
+      </w:pPr>
+      <w:r>
+        <w:rPr>
+          <w:rFonts w:ascii="Times New Roman" w:hAnsi="Times New Roman"/>
+          <w:sz w:val="28"/>
+          <w:szCs w:val="28"/>
+        </w:rPr>
+        <w:t>Послідовно клікайте по карті (наприклад, від епіцентру хмари до населеного пункту), відстань автоматично відображатиметься в метрах або кілометрах.</w:t>
+      </w:r>
+    </w:p>
+    <w:p>
+      <w:pPr>
+        <w:pStyle w:val="BodyText"/>
+        <w:numPr>
+          <w:ilvl w:val="0"/>
+          <w:numId w:val="4"/>
+        </w:numPr>
+        <w:tabs>
+          <w:tab w:val="clear" w:pos="709"/>
+          <w:tab w:val="left" w:pos="0" w:leader="none"/>
+        </w:tabs>
+        <w:spacing w:lineRule="auto" w:line="240" w:before="0" w:after="0"/>
+        <w:ind w:hanging="283" w:left="709"/>
+        <w:jc w:val="both"/>
+        <w:rPr>
+          <w:rFonts w:ascii="Times New Roman" w:hAnsi="Times New Roman"/>
+          <w:sz w:val="28"/>
+          <w:szCs w:val="28"/>
+        </w:rPr>
+      </w:pPr>
+      <w:r>
+        <w:rPr>
+          <w:rFonts w:ascii="Times New Roman" w:hAnsi="Times New Roman"/>
+          <w:sz w:val="28"/>
+          <w:szCs w:val="28"/>
+        </w:rPr>
+        <w:t>Для завершення вимірювання двічі клікніть на останній точці.</w:t>
+      </w:r>
+    </w:p>
+    <w:p>
+      <w:pPr>
+        <w:pStyle w:val="BodyText"/>
+        <w:numPr>
+          <w:ilvl w:val="0"/>
+          <w:numId w:val="4"/>
+        </w:numPr>
+        <w:tabs>
+          <w:tab w:val="clear" w:pos="709"/>
+          <w:tab w:val="left" w:pos="0" w:leader="none"/>
+        </w:tabs>
+        <w:spacing w:lineRule="auto" w:line="240" w:before="0" w:after="0"/>
+        <w:ind w:hanging="283" w:left="709"/>
+        <w:jc w:val="both"/>
+        <w:rPr>
+          <w:rFonts w:ascii="Times New Roman" w:hAnsi="Times New Roman"/>
+          <w:sz w:val="28"/>
+          <w:szCs w:val="28"/>
+        </w:rPr>
+      </w:pPr>
+      <w:r>
+        <w:rPr>
+          <w:rFonts w:ascii="Times New Roman" w:hAnsi="Times New Roman"/>
+          <w:sz w:val="28"/>
+          <w:szCs w:val="28"/>
+        </w:rPr>
+        <w:t xml:space="preserve">Для видалення лінійки натисніть іконку </w:t>
+      </w:r>
+      <w:r>
+        <w:rPr>
+          <w:rFonts w:ascii="Times New Roman" w:hAnsi="Times New Roman"/>
+          <w:b/>
+          <w:sz w:val="28"/>
+          <w:szCs w:val="28"/>
+        </w:rPr>
+        <w:t>Смітника</w:t>
+      </w:r>
+      <w:r>
+        <w:rPr>
+          <w:rFonts w:ascii="Times New Roman" w:hAnsi="Times New Roman"/>
+          <w:sz w:val="28"/>
+          <w:szCs w:val="28"/>
+        </w:rPr>
+        <w:t xml:space="preserve"> у лівій панелі та клікніть по лінії.</w:t>
+      </w:r>
+    </w:p>
+    <w:p>
+      <w:pPr>
+        <w:pStyle w:val="Heading3"/>
+        <w:spacing w:lineRule="auto" w:line="240" w:before="0" w:after="0"/>
+        <w:jc w:val="both"/>
+        <w:rPr>
+          <w:rFonts w:ascii="Times New Roman" w:hAnsi="Times New Roman"/>
+          <w:sz w:val="28"/>
+          <w:szCs w:val="28"/>
+        </w:rPr>
+      </w:pPr>
+      <w:r>
+        <w:rPr>
+          <w:rFonts w:ascii="Times New Roman" w:hAnsi="Times New Roman"/>
+          <w:sz w:val="28"/>
+          <w:szCs w:val="28"/>
+        </w:rPr>
+        <w:t>4. Очищення та експорт</w:t>
+      </w:r>
+    </w:p>
+    <w:p>
+      <w:pPr>
+        <w:pStyle w:val="BodyText"/>
+        <w:numPr>
+          <w:ilvl w:val="0"/>
+          <w:numId w:val="5"/>
+        </w:numPr>
+        <w:tabs>
+          <w:tab w:val="clear" w:pos="709"/>
+          <w:tab w:val="left" w:pos="0" w:leader="none"/>
+        </w:tabs>
+        <w:spacing w:lineRule="auto" w:line="240" w:before="0" w:after="0"/>
+        <w:ind w:hanging="283" w:left="709"/>
+        <w:jc w:val="both"/>
+        <w:rPr>
+          <w:rFonts w:ascii="Times New Roman" w:hAnsi="Times New Roman"/>
+          <w:sz w:val="28"/>
+          <w:szCs w:val="28"/>
+        </w:rPr>
+      </w:pPr>
+      <w:r>
+        <w:rPr>
+          <w:rFonts w:ascii="Times New Roman" w:hAnsi="Times New Roman"/>
+          <w:sz w:val="28"/>
+          <w:szCs w:val="28"/>
+        </w:rPr>
+        <w:t xml:space="preserve">📸 </w:t>
+      </w:r>
+      <w:r>
+        <w:rPr>
+          <w:rFonts w:ascii="Times New Roman" w:hAnsi="Times New Roman"/>
+          <w:b/>
+          <w:sz w:val="28"/>
+          <w:szCs w:val="28"/>
+        </w:rPr>
+        <w:t>PNG / 🖨 PDF:</w:t>
+      </w:r>
+      <w:r>
+        <w:rPr>
+          <w:rFonts w:ascii="Times New Roman" w:hAnsi="Times New Roman"/>
+          <w:sz w:val="28"/>
+          <w:szCs w:val="28"/>
+        </w:rPr>
+        <w:t xml:space="preserve"> Кнопки внизу правої панелі дозволяють миттєво зберегти знімок поточної карти або роздрукувати її.</w:t>
+      </w:r>
+    </w:p>
+    <w:p>
+      <w:pPr>
+        <w:pStyle w:val="BodyText"/>
+        <w:widowControl/>
+        <w:suppressAutoHyphens w:val="true"/>
+        <w:bidi w:val="0"/>
+        <w:spacing w:lineRule="auto" w:line="240" w:before="0" w:after="0"/>
+        <w:ind w:firstLine="567" w:left="0" w:right="0"/>
+        <w:jc w:val="both"/>
+        <w:rPr>
+          <w:rFonts w:ascii="Times New Roman" w:hAnsi="Times New Roman"/>
+          <w:sz w:val="28"/>
+          <w:szCs w:val="28"/>
+        </w:rPr>
+      </w:pPr>
+      <w:r>
+        <w:rPr>
+          <w:rFonts w:eastAsia="Times New Roman" w:cs="Times New Roman" w:ascii="Times New Roman" w:hAnsi="Times New Roman"/>
+          <w:b/>
+          <w:bCs w:val="false"/>
+          <w:i w:val="false"/>
+          <w:sz w:val="28"/>
+          <w:szCs w:val="28"/>
+        </w:rPr>
+        <w:t>Кнопка «Очистити»</w:t>
+      </w:r>
+      <w:r>
+        <w:rPr>
+          <w:rFonts w:eastAsia="Times New Roman" w:cs="Times New Roman" w:ascii="Times New Roman" w:hAnsi="Times New Roman"/>
+          <w:b w:val="false"/>
+          <w:bCs w:val="false"/>
+          <w:i w:val="false"/>
+          <w:sz w:val="28"/>
+          <w:szCs w:val="28"/>
+        </w:rPr>
+        <w:t xml:space="preserve"> повністю видаляє всю обстановку та перезавантажує карту до чистого стану. </w:t>
       </w:r>
     </w:p>
     <w:sectPr>
@@ -2097,6 +2852,813 @@
     </w:sectPr>
   </w:body>
 </w:document>
+</file>
+
+<file path=word/numbering.xml><?xml version="1.0" encoding="utf-8"?>
+<w:numbering xmlns:w="http://schemas.openxmlformats.org/wordprocessingml/2006/main" xmlns:o="urn:schemas-microsoft-com:office:office" xmlns:r="http://schemas.openxmlformats.org/officeDocument/2006/relationships" xmlns:v="urn:schemas-microsoft-com:vml" xmlns:mc="http://schemas.openxmlformats.org/markup-compatibility/2006" xmlns:w14="http://schemas.microsoft.com/office/word/2010/wordml" mc:Ignorable="w14">
+  <w:abstractNum w:abstractNumId="1">
+    <w:lvl w:ilvl="0">
+      <w:start w:val="1"/>
+      <w:numFmt w:val="bullet"/>
+      <w:lvlText w:val=""/>
+      <w:lvlJc w:val="left"/>
+      <w:pPr>
+        <w:tabs>
+          <w:tab w:val="num" w:pos="709"/>
+        </w:tabs>
+        <w:ind w:left="709" w:hanging="283"/>
+      </w:pPr>
+      <w:rPr>
+        <w:rFonts w:ascii="Symbol" w:hAnsi="Symbol" w:cs="Symbol" w:hint="default"/>
+      </w:rPr>
+    </w:lvl>
+    <w:lvl w:ilvl="1">
+      <w:start w:val="1"/>
+      <w:numFmt w:val="bullet"/>
+      <w:lvlText w:val=""/>
+      <w:lvlJc w:val="left"/>
+      <w:pPr>
+        <w:tabs>
+          <w:tab w:val="num" w:pos="1418"/>
+        </w:tabs>
+        <w:ind w:left="1418" w:hanging="283"/>
+      </w:pPr>
+      <w:rPr>
+        <w:rFonts w:ascii="Symbol" w:hAnsi="Symbol" w:cs="Symbol" w:hint="default"/>
+      </w:rPr>
+    </w:lvl>
+    <w:lvl w:ilvl="2">
+      <w:start w:val="1"/>
+      <w:numFmt w:val="bullet"/>
+      <w:lvlText w:val=""/>
+      <w:lvlJc w:val="left"/>
+      <w:pPr>
+        <w:tabs>
+          <w:tab w:val="num" w:pos="2127"/>
+        </w:tabs>
+        <w:ind w:left="2127" w:hanging="283"/>
+      </w:pPr>
+      <w:rPr>
+        <w:rFonts w:ascii="Symbol" w:hAnsi="Symbol" w:cs="Symbol" w:hint="default"/>
+      </w:rPr>
+    </w:lvl>
+    <w:lvl w:ilvl="3">
+      <w:start w:val="1"/>
+      <w:numFmt w:val="bullet"/>
+      <w:lvlText w:val=""/>
+      <w:lvlJc w:val="left"/>
+      <w:pPr>
+        <w:tabs>
+          <w:tab w:val="num" w:pos="2836"/>
+        </w:tabs>
+        <w:ind w:left="2836" w:hanging="283"/>
+      </w:pPr>
+      <w:rPr>
+        <w:rFonts w:ascii="Symbol" w:hAnsi="Symbol" w:cs="Symbol" w:hint="default"/>
+      </w:rPr>
+    </w:lvl>
+    <w:lvl w:ilvl="4">
+      <w:start w:val="1"/>
+      <w:numFmt w:val="bullet"/>
+      <w:lvlText w:val=""/>
+      <w:lvlJc w:val="left"/>
+      <w:pPr>
+        <w:tabs>
+          <w:tab w:val="num" w:pos="3545"/>
+        </w:tabs>
+        <w:ind w:left="3545" w:hanging="283"/>
+      </w:pPr>
+      <w:rPr>
+        <w:rFonts w:ascii="Symbol" w:hAnsi="Symbol" w:cs="Symbol" w:hint="default"/>
+      </w:rPr>
+    </w:lvl>
+    <w:lvl w:ilvl="5">
+      <w:start w:val="1"/>
+      <w:numFmt w:val="bullet"/>
+      <w:lvlText w:val=""/>
+      <w:lvlJc w:val="left"/>
+      <w:pPr>
+        <w:tabs>
+          <w:tab w:val="num" w:pos="4254"/>
+        </w:tabs>
+        <w:ind w:left="4254" w:hanging="283"/>
+      </w:pPr>
+      <w:rPr>
+        <w:rFonts w:ascii="Symbol" w:hAnsi="Symbol" w:cs="Symbol" w:hint="default"/>
+      </w:rPr>
+    </w:lvl>
+    <w:lvl w:ilvl="6">
+      <w:start w:val="1"/>
+      <w:numFmt w:val="bullet"/>
+      <w:lvlText w:val=""/>
+      <w:lvlJc w:val="left"/>
+      <w:pPr>
+        <w:tabs>
+          <w:tab w:val="num" w:pos="4963"/>
+        </w:tabs>
+        <w:ind w:left="4963" w:hanging="283"/>
+      </w:pPr>
+      <w:rPr>
+        <w:rFonts w:ascii="Symbol" w:hAnsi="Symbol" w:cs="Symbol" w:hint="default"/>
+      </w:rPr>
+    </w:lvl>
+    <w:lvl w:ilvl="7">
+      <w:start w:val="1"/>
+      <w:numFmt w:val="bullet"/>
+      <w:lvlText w:val=""/>
+      <w:lvlJc w:val="left"/>
+      <w:pPr>
+        <w:tabs>
+          <w:tab w:val="num" w:pos="5672"/>
+        </w:tabs>
+        <w:ind w:left="5672" w:hanging="283"/>
+      </w:pPr>
+      <w:rPr>
+        <w:rFonts w:ascii="Symbol" w:hAnsi="Symbol" w:cs="Symbol" w:hint="default"/>
+      </w:rPr>
+    </w:lvl>
+    <w:lvl w:ilvl="8">
+      <w:start w:val="1"/>
+      <w:numFmt w:val="bullet"/>
+      <w:lvlText w:val=""/>
+      <w:lvlJc w:val="left"/>
+      <w:pPr>
+        <w:tabs>
+          <w:tab w:val="num" w:pos="6381"/>
+        </w:tabs>
+        <w:ind w:left="6381" w:hanging="283"/>
+      </w:pPr>
+      <w:rPr>
+        <w:rFonts w:ascii="Symbol" w:hAnsi="Symbol" w:cs="Symbol" w:hint="default"/>
+      </w:rPr>
+    </w:lvl>
+  </w:abstractNum>
+  <w:abstractNum w:abstractNumId="2">
+    <w:lvl w:ilvl="0">
+      <w:start w:val="1"/>
+      <w:numFmt w:val="decimal"/>
+      <w:lvlText w:val="%1."/>
+      <w:lvlJc w:val="left"/>
+      <w:pPr>
+        <w:tabs>
+          <w:tab w:val="num" w:pos="709"/>
+        </w:tabs>
+        <w:ind w:left="709" w:hanging="283"/>
+      </w:pPr>
+      <w:rPr/>
+    </w:lvl>
+    <w:lvl w:ilvl="1">
+      <w:start w:val="1"/>
+      <w:numFmt w:val="bullet"/>
+      <w:lvlText w:val=""/>
+      <w:lvlJc w:val="left"/>
+      <w:pPr>
+        <w:tabs>
+          <w:tab w:val="num" w:pos="1418"/>
+        </w:tabs>
+        <w:ind w:left="1418" w:hanging="283"/>
+      </w:pPr>
+      <w:rPr>
+        <w:rFonts w:ascii="Symbol" w:hAnsi="Symbol" w:cs="Symbol" w:hint="default"/>
+      </w:rPr>
+    </w:lvl>
+    <w:lvl w:ilvl="2">
+      <w:start w:val="1"/>
+      <w:numFmt w:val="bullet"/>
+      <w:lvlText w:val=""/>
+      <w:lvlJc w:val="left"/>
+      <w:pPr>
+        <w:tabs>
+          <w:tab w:val="num" w:pos="2127"/>
+        </w:tabs>
+        <w:ind w:left="2127" w:hanging="283"/>
+      </w:pPr>
+      <w:rPr>
+        <w:rFonts w:ascii="Symbol" w:hAnsi="Symbol" w:cs="Symbol" w:hint="default"/>
+      </w:rPr>
+    </w:lvl>
+    <w:lvl w:ilvl="3">
+      <w:start w:val="1"/>
+      <w:numFmt w:val="bullet"/>
+      <w:lvlText w:val=""/>
+      <w:lvlJc w:val="left"/>
+      <w:pPr>
+        <w:tabs>
+          <w:tab w:val="num" w:pos="2836"/>
+        </w:tabs>
+        <w:ind w:left="2836" w:hanging="283"/>
+      </w:pPr>
+      <w:rPr>
+        <w:rFonts w:ascii="Symbol" w:hAnsi="Symbol" w:cs="Symbol" w:hint="default"/>
+      </w:rPr>
+    </w:lvl>
+    <w:lvl w:ilvl="4">
+      <w:start w:val="1"/>
+      <w:numFmt w:val="bullet"/>
+      <w:lvlText w:val=""/>
+      <w:lvlJc w:val="left"/>
+      <w:pPr>
+        <w:tabs>
+          <w:tab w:val="num" w:pos="3545"/>
+        </w:tabs>
+        <w:ind w:left="3545" w:hanging="283"/>
+      </w:pPr>
+      <w:rPr>
+        <w:rFonts w:ascii="Symbol" w:hAnsi="Symbol" w:cs="Symbol" w:hint="default"/>
+      </w:rPr>
+    </w:lvl>
+    <w:lvl w:ilvl="5">
+      <w:start w:val="1"/>
+      <w:numFmt w:val="bullet"/>
+      <w:lvlText w:val=""/>
+      <w:lvlJc w:val="left"/>
+      <w:pPr>
+        <w:tabs>
+          <w:tab w:val="num" w:pos="4254"/>
+        </w:tabs>
+        <w:ind w:left="4254" w:hanging="283"/>
+      </w:pPr>
+      <w:rPr>
+        <w:rFonts w:ascii="Symbol" w:hAnsi="Symbol" w:cs="Symbol" w:hint="default"/>
+      </w:rPr>
+    </w:lvl>
+    <w:lvl w:ilvl="6">
+      <w:start w:val="1"/>
+      <w:numFmt w:val="bullet"/>
+      <w:lvlText w:val=""/>
+      <w:lvlJc w:val="left"/>
+      <w:pPr>
+        <w:tabs>
+          <w:tab w:val="num" w:pos="4963"/>
+        </w:tabs>
+        <w:ind w:left="4963" w:hanging="283"/>
+      </w:pPr>
+      <w:rPr>
+        <w:rFonts w:ascii="Symbol" w:hAnsi="Symbol" w:cs="Symbol" w:hint="default"/>
+      </w:rPr>
+    </w:lvl>
+    <w:lvl w:ilvl="7">
+      <w:start w:val="1"/>
+      <w:numFmt w:val="bullet"/>
+      <w:lvlText w:val=""/>
+      <w:lvlJc w:val="left"/>
+      <w:pPr>
+        <w:tabs>
+          <w:tab w:val="num" w:pos="5672"/>
+        </w:tabs>
+        <w:ind w:left="5672" w:hanging="283"/>
+      </w:pPr>
+      <w:rPr>
+        <w:rFonts w:ascii="Symbol" w:hAnsi="Symbol" w:cs="Symbol" w:hint="default"/>
+      </w:rPr>
+    </w:lvl>
+    <w:lvl w:ilvl="8">
+      <w:start w:val="1"/>
+      <w:numFmt w:val="bullet"/>
+      <w:lvlText w:val=""/>
+      <w:lvlJc w:val="left"/>
+      <w:pPr>
+        <w:tabs>
+          <w:tab w:val="num" w:pos="6381"/>
+        </w:tabs>
+        <w:ind w:left="6381" w:hanging="283"/>
+      </w:pPr>
+      <w:rPr>
+        <w:rFonts w:ascii="Symbol" w:hAnsi="Symbol" w:cs="Symbol" w:hint="default"/>
+      </w:rPr>
+    </w:lvl>
+  </w:abstractNum>
+  <w:abstractNum w:abstractNumId="3">
+    <w:lvl w:ilvl="0">
+      <w:start w:val="1"/>
+      <w:numFmt w:val="bullet"/>
+      <w:lvlText w:val=""/>
+      <w:lvlJc w:val="left"/>
+      <w:pPr>
+        <w:tabs>
+          <w:tab w:val="num" w:pos="720"/>
+        </w:tabs>
+        <w:ind w:left="720" w:hanging="360"/>
+      </w:pPr>
+      <w:rPr>
+        <w:rFonts w:ascii="Symbol" w:hAnsi="Symbol" w:cs="Symbol" w:hint="default"/>
+      </w:rPr>
+    </w:lvl>
+    <w:lvl w:ilvl="1">
+      <w:start w:val="1"/>
+      <w:numFmt w:val="bullet"/>
+      <w:lvlText w:val="◦"/>
+      <w:lvlJc w:val="left"/>
+      <w:pPr>
+        <w:tabs>
+          <w:tab w:val="num" w:pos="1080"/>
+        </w:tabs>
+        <w:ind w:left="1080" w:hanging="360"/>
+      </w:pPr>
+      <w:rPr>
+        <w:rFonts w:ascii="OpenSymbol" w:hAnsi="OpenSymbol" w:cs="OpenSymbol" w:hint="default"/>
+      </w:rPr>
+    </w:lvl>
+    <w:lvl w:ilvl="2">
+      <w:start w:val="1"/>
+      <w:numFmt w:val="bullet"/>
+      <w:lvlText w:val="▪"/>
+      <w:lvlJc w:val="left"/>
+      <w:pPr>
+        <w:tabs>
+          <w:tab w:val="num" w:pos="1440"/>
+        </w:tabs>
+        <w:ind w:left="1440" w:hanging="360"/>
+      </w:pPr>
+      <w:rPr>
+        <w:rFonts w:ascii="OpenSymbol" w:hAnsi="OpenSymbol" w:cs="OpenSymbol" w:hint="default"/>
+      </w:rPr>
+    </w:lvl>
+    <w:lvl w:ilvl="3">
+      <w:start w:val="1"/>
+      <w:numFmt w:val="bullet"/>
+      <w:lvlText w:val=""/>
+      <w:lvlJc w:val="left"/>
+      <w:pPr>
+        <w:tabs>
+          <w:tab w:val="num" w:pos="1800"/>
+        </w:tabs>
+        <w:ind w:left="1800" w:hanging="360"/>
+      </w:pPr>
+      <w:rPr>
+        <w:rFonts w:ascii="Symbol" w:hAnsi="Symbol" w:cs="Symbol" w:hint="default"/>
+      </w:rPr>
+    </w:lvl>
+    <w:lvl w:ilvl="4">
+      <w:start w:val="1"/>
+      <w:numFmt w:val="bullet"/>
+      <w:lvlText w:val="◦"/>
+      <w:lvlJc w:val="left"/>
+      <w:pPr>
+        <w:tabs>
+          <w:tab w:val="num" w:pos="2160"/>
+        </w:tabs>
+        <w:ind w:left="2160" w:hanging="360"/>
+      </w:pPr>
+      <w:rPr>
+        <w:rFonts w:ascii="OpenSymbol" w:hAnsi="OpenSymbol" w:cs="OpenSymbol" w:hint="default"/>
+      </w:rPr>
+    </w:lvl>
+    <w:lvl w:ilvl="5">
+      <w:start w:val="1"/>
+      <w:numFmt w:val="bullet"/>
+      <w:lvlText w:val="▪"/>
+      <w:lvlJc w:val="left"/>
+      <w:pPr>
+        <w:tabs>
+          <w:tab w:val="num" w:pos="2520"/>
+        </w:tabs>
+        <w:ind w:left="2520" w:hanging="360"/>
+      </w:pPr>
+      <w:rPr>
+        <w:rFonts w:ascii="OpenSymbol" w:hAnsi="OpenSymbol" w:cs="OpenSymbol" w:hint="default"/>
+      </w:rPr>
+    </w:lvl>
+    <w:lvl w:ilvl="6">
+      <w:start w:val="1"/>
+      <w:numFmt w:val="bullet"/>
+      <w:lvlText w:val=""/>
+      <w:lvlJc w:val="left"/>
+      <w:pPr>
+        <w:tabs>
+          <w:tab w:val="num" w:pos="2880"/>
+        </w:tabs>
+        <w:ind w:left="2880" w:hanging="360"/>
+      </w:pPr>
+      <w:rPr>
+        <w:rFonts w:ascii="Symbol" w:hAnsi="Symbol" w:cs="Symbol" w:hint="default"/>
+      </w:rPr>
+    </w:lvl>
+    <w:lvl w:ilvl="7">
+      <w:start w:val="1"/>
+      <w:numFmt w:val="bullet"/>
+      <w:lvlText w:val="◦"/>
+      <w:lvlJc w:val="left"/>
+      <w:pPr>
+        <w:tabs>
+          <w:tab w:val="num" w:pos="3240"/>
+        </w:tabs>
+        <w:ind w:left="3240" w:hanging="360"/>
+      </w:pPr>
+      <w:rPr>
+        <w:rFonts w:ascii="OpenSymbol" w:hAnsi="OpenSymbol" w:cs="OpenSymbol" w:hint="default"/>
+      </w:rPr>
+    </w:lvl>
+    <w:lvl w:ilvl="8">
+      <w:start w:val="1"/>
+      <w:numFmt w:val="bullet"/>
+      <w:lvlText w:val="▪"/>
+      <w:lvlJc w:val="left"/>
+      <w:pPr>
+        <w:tabs>
+          <w:tab w:val="num" w:pos="3600"/>
+        </w:tabs>
+        <w:ind w:left="3600" w:hanging="360"/>
+      </w:pPr>
+      <w:rPr>
+        <w:rFonts w:ascii="OpenSymbol" w:hAnsi="OpenSymbol" w:cs="OpenSymbol" w:hint="default"/>
+      </w:rPr>
+    </w:lvl>
+  </w:abstractNum>
+  <w:abstractNum w:abstractNumId="4">
+    <w:lvl w:ilvl="0">
+      <w:start w:val="1"/>
+      <w:numFmt w:val="decimal"/>
+      <w:lvlText w:val="%1."/>
+      <w:lvlJc w:val="left"/>
+      <w:pPr>
+        <w:tabs>
+          <w:tab w:val="num" w:pos="709"/>
+        </w:tabs>
+        <w:ind w:left="709" w:hanging="283"/>
+      </w:pPr>
+      <w:rPr/>
+    </w:lvl>
+    <w:lvl w:ilvl="1">
+      <w:start w:val="1"/>
+      <w:numFmt w:val="decimal"/>
+      <w:lvlText w:val="%2."/>
+      <w:lvlJc w:val="left"/>
+      <w:pPr>
+        <w:tabs>
+          <w:tab w:val="num" w:pos="1418"/>
+        </w:tabs>
+        <w:ind w:left="1418" w:hanging="283"/>
+      </w:pPr>
+      <w:rPr/>
+    </w:lvl>
+    <w:lvl w:ilvl="2">
+      <w:start w:val="1"/>
+      <w:numFmt w:val="decimal"/>
+      <w:lvlText w:val="%3."/>
+      <w:lvlJc w:val="left"/>
+      <w:pPr>
+        <w:tabs>
+          <w:tab w:val="num" w:pos="2127"/>
+        </w:tabs>
+        <w:ind w:left="2127" w:hanging="283"/>
+      </w:pPr>
+      <w:rPr/>
+    </w:lvl>
+    <w:lvl w:ilvl="3">
+      <w:start w:val="1"/>
+      <w:numFmt w:val="decimal"/>
+      <w:lvlText w:val="%4."/>
+      <w:lvlJc w:val="left"/>
+      <w:pPr>
+        <w:tabs>
+          <w:tab w:val="num" w:pos="2836"/>
+        </w:tabs>
+        <w:ind w:left="2836" w:hanging="283"/>
+      </w:pPr>
+      <w:rPr/>
+    </w:lvl>
+    <w:lvl w:ilvl="4">
+      <w:start w:val="1"/>
+      <w:numFmt w:val="decimal"/>
+      <w:lvlText w:val="%5."/>
+      <w:lvlJc w:val="left"/>
+      <w:pPr>
+        <w:tabs>
+          <w:tab w:val="num" w:pos="3545"/>
+        </w:tabs>
+        <w:ind w:left="3545" w:hanging="283"/>
+      </w:pPr>
+      <w:rPr/>
+    </w:lvl>
+    <w:lvl w:ilvl="5">
+      <w:start w:val="1"/>
+      <w:numFmt w:val="decimal"/>
+      <w:lvlText w:val="%6."/>
+      <w:lvlJc w:val="left"/>
+      <w:pPr>
+        <w:tabs>
+          <w:tab w:val="num" w:pos="4254"/>
+        </w:tabs>
+        <w:ind w:left="4254" w:hanging="283"/>
+      </w:pPr>
+      <w:rPr/>
+    </w:lvl>
+    <w:lvl w:ilvl="6">
+      <w:start w:val="1"/>
+      <w:numFmt w:val="decimal"/>
+      <w:lvlText w:val="%7."/>
+      <w:lvlJc w:val="left"/>
+      <w:pPr>
+        <w:tabs>
+          <w:tab w:val="num" w:pos="4963"/>
+        </w:tabs>
+        <w:ind w:left="4963" w:hanging="283"/>
+      </w:pPr>
+      <w:rPr/>
+    </w:lvl>
+    <w:lvl w:ilvl="7">
+      <w:start w:val="1"/>
+      <w:numFmt w:val="decimal"/>
+      <w:lvlText w:val="%8."/>
+      <w:lvlJc w:val="left"/>
+      <w:pPr>
+        <w:tabs>
+          <w:tab w:val="num" w:pos="5672"/>
+        </w:tabs>
+        <w:ind w:left="5672" w:hanging="283"/>
+      </w:pPr>
+      <w:rPr/>
+    </w:lvl>
+    <w:lvl w:ilvl="8">
+      <w:start w:val="1"/>
+      <w:numFmt w:val="decimal"/>
+      <w:lvlText w:val="%9."/>
+      <w:lvlJc w:val="left"/>
+      <w:pPr>
+        <w:tabs>
+          <w:tab w:val="num" w:pos="6381"/>
+        </w:tabs>
+        <w:ind w:left="6381" w:hanging="283"/>
+      </w:pPr>
+      <w:rPr/>
+    </w:lvl>
+  </w:abstractNum>
+  <w:abstractNum w:abstractNumId="5">
+    <w:lvl w:ilvl="0">
+      <w:start w:val="1"/>
+      <w:numFmt w:val="bullet"/>
+      <w:lvlText w:val=""/>
+      <w:lvlJc w:val="left"/>
+      <w:pPr>
+        <w:tabs>
+          <w:tab w:val="num" w:pos="709"/>
+        </w:tabs>
+        <w:ind w:left="709" w:hanging="283"/>
+      </w:pPr>
+      <w:rPr>
+        <w:rFonts w:ascii="Symbol" w:hAnsi="Symbol" w:cs="Symbol" w:hint="default"/>
+      </w:rPr>
+    </w:lvl>
+    <w:lvl w:ilvl="1">
+      <w:start w:val="1"/>
+      <w:numFmt w:val="bullet"/>
+      <w:lvlText w:val=""/>
+      <w:lvlJc w:val="left"/>
+      <w:pPr>
+        <w:tabs>
+          <w:tab w:val="num" w:pos="1418"/>
+        </w:tabs>
+        <w:ind w:left="1418" w:hanging="283"/>
+      </w:pPr>
+      <w:rPr>
+        <w:rFonts w:ascii="Symbol" w:hAnsi="Symbol" w:cs="Symbol" w:hint="default"/>
+      </w:rPr>
+    </w:lvl>
+    <w:lvl w:ilvl="2">
+      <w:start w:val="1"/>
+      <w:numFmt w:val="bullet"/>
+      <w:lvlText w:val=""/>
+      <w:lvlJc w:val="left"/>
+      <w:pPr>
+        <w:tabs>
+          <w:tab w:val="num" w:pos="2127"/>
+        </w:tabs>
+        <w:ind w:left="2127" w:hanging="283"/>
+      </w:pPr>
+      <w:rPr>
+        <w:rFonts w:ascii="Symbol" w:hAnsi="Symbol" w:cs="Symbol" w:hint="default"/>
+      </w:rPr>
+    </w:lvl>
+    <w:lvl w:ilvl="3">
+      <w:start w:val="1"/>
+      <w:numFmt w:val="bullet"/>
+      <w:lvlText w:val=""/>
+      <w:lvlJc w:val="left"/>
+      <w:pPr>
+        <w:tabs>
+          <w:tab w:val="num" w:pos="2836"/>
+        </w:tabs>
+        <w:ind w:left="2836" w:hanging="283"/>
+      </w:pPr>
+      <w:rPr>
+        <w:rFonts w:ascii="Symbol" w:hAnsi="Symbol" w:cs="Symbol" w:hint="default"/>
+      </w:rPr>
+    </w:lvl>
+    <w:lvl w:ilvl="4">
+      <w:start w:val="1"/>
+      <w:numFmt w:val="bullet"/>
+      <w:lvlText w:val=""/>
+      <w:lvlJc w:val="left"/>
+      <w:pPr>
+        <w:tabs>
+          <w:tab w:val="num" w:pos="3545"/>
+        </w:tabs>
+        <w:ind w:left="3545" w:hanging="283"/>
+      </w:pPr>
+      <w:rPr>
+        <w:rFonts w:ascii="Symbol" w:hAnsi="Symbol" w:cs="Symbol" w:hint="default"/>
+      </w:rPr>
+    </w:lvl>
+    <w:lvl w:ilvl="5">
+      <w:start w:val="1"/>
+      <w:numFmt w:val="bullet"/>
+      <w:lvlText w:val=""/>
+      <w:lvlJc w:val="left"/>
+      <w:pPr>
+        <w:tabs>
+          <w:tab w:val="num" w:pos="4254"/>
+        </w:tabs>
+        <w:ind w:left="4254" w:hanging="283"/>
+      </w:pPr>
+      <w:rPr>
+        <w:rFonts w:ascii="Symbol" w:hAnsi="Symbol" w:cs="Symbol" w:hint="default"/>
+      </w:rPr>
+    </w:lvl>
+    <w:lvl w:ilvl="6">
+      <w:start w:val="1"/>
+      <w:numFmt w:val="bullet"/>
+      <w:lvlText w:val=""/>
+      <w:lvlJc w:val="left"/>
+      <w:pPr>
+        <w:tabs>
+          <w:tab w:val="num" w:pos="4963"/>
+        </w:tabs>
+        <w:ind w:left="4963" w:hanging="283"/>
+      </w:pPr>
+      <w:rPr>
+        <w:rFonts w:ascii="Symbol" w:hAnsi="Symbol" w:cs="Symbol" w:hint="default"/>
+      </w:rPr>
+    </w:lvl>
+    <w:lvl w:ilvl="7">
+      <w:start w:val="1"/>
+      <w:numFmt w:val="bullet"/>
+      <w:lvlText w:val=""/>
+      <w:lvlJc w:val="left"/>
+      <w:pPr>
+        <w:tabs>
+          <w:tab w:val="num" w:pos="5672"/>
+        </w:tabs>
+        <w:ind w:left="5672" w:hanging="283"/>
+      </w:pPr>
+      <w:rPr>
+        <w:rFonts w:ascii="Symbol" w:hAnsi="Symbol" w:cs="Symbol" w:hint="default"/>
+      </w:rPr>
+    </w:lvl>
+    <w:lvl w:ilvl="8">
+      <w:start w:val="1"/>
+      <w:numFmt w:val="bullet"/>
+      <w:lvlText w:val=""/>
+      <w:lvlJc w:val="left"/>
+      <w:pPr>
+        <w:tabs>
+          <w:tab w:val="num" w:pos="6381"/>
+        </w:tabs>
+        <w:ind w:left="6381" w:hanging="283"/>
+      </w:pPr>
+      <w:rPr>
+        <w:rFonts w:ascii="Symbol" w:hAnsi="Symbol" w:cs="Symbol" w:hint="default"/>
+      </w:rPr>
+    </w:lvl>
+  </w:abstractNum>
+  <w:abstractNum w:abstractNumId="6">
+    <w:lvl w:ilvl="0">
+      <w:start w:val="1"/>
+      <w:numFmt w:val="none"/>
+      <w:suff w:val="nothing"/>
+      <w:lvlText w:val=""/>
+      <w:lvlJc w:val="left"/>
+      <w:pPr>
+        <w:tabs>
+          <w:tab w:val="num" w:pos="0"/>
+        </w:tabs>
+        <w:ind w:left="0" w:hanging="0"/>
+      </w:pPr>
+    </w:lvl>
+    <w:lvl w:ilvl="1">
+      <w:start w:val="1"/>
+      <w:numFmt w:val="none"/>
+      <w:suff w:val="nothing"/>
+      <w:lvlText w:val=""/>
+      <w:lvlJc w:val="left"/>
+      <w:pPr>
+        <w:tabs>
+          <w:tab w:val="num" w:pos="0"/>
+        </w:tabs>
+        <w:ind w:left="0" w:hanging="0"/>
+      </w:pPr>
+    </w:lvl>
+    <w:lvl w:ilvl="2">
+      <w:start w:val="1"/>
+      <w:numFmt w:val="none"/>
+      <w:suff w:val="nothing"/>
+      <w:lvlText w:val=""/>
+      <w:lvlJc w:val="left"/>
+      <w:pPr>
+        <w:tabs>
+          <w:tab w:val="num" w:pos="0"/>
+        </w:tabs>
+        <w:ind w:left="0" w:hanging="0"/>
+      </w:pPr>
+    </w:lvl>
+    <w:lvl w:ilvl="3">
+      <w:start w:val="1"/>
+      <w:numFmt w:val="none"/>
+      <w:suff w:val="nothing"/>
+      <w:lvlText w:val=""/>
+      <w:lvlJc w:val="left"/>
+      <w:pPr>
+        <w:tabs>
+          <w:tab w:val="num" w:pos="0"/>
+        </w:tabs>
+        <w:ind w:left="0" w:hanging="0"/>
+      </w:pPr>
+    </w:lvl>
+    <w:lvl w:ilvl="4">
+      <w:start w:val="1"/>
+      <w:numFmt w:val="none"/>
+      <w:suff w:val="nothing"/>
+      <w:lvlText w:val=""/>
+      <w:lvlJc w:val="left"/>
+      <w:pPr>
+        <w:tabs>
+          <w:tab w:val="num" w:pos="0"/>
+        </w:tabs>
+        <w:ind w:left="0" w:hanging="0"/>
+      </w:pPr>
+    </w:lvl>
+    <w:lvl w:ilvl="5">
+      <w:start w:val="1"/>
+      <w:numFmt w:val="none"/>
+      <w:suff w:val="nothing"/>
+      <w:lvlText w:val=""/>
+      <w:lvlJc w:val="left"/>
+      <w:pPr>
+        <w:tabs>
+          <w:tab w:val="num" w:pos="0"/>
+        </w:tabs>
+        <w:ind w:left="0" w:hanging="0"/>
+      </w:pPr>
+    </w:lvl>
+    <w:lvl w:ilvl="6">
+      <w:start w:val="1"/>
+      <w:numFmt w:val="none"/>
+      <w:suff w:val="nothing"/>
+      <w:lvlText w:val=""/>
+      <w:lvlJc w:val="left"/>
+      <w:pPr>
+        <w:tabs>
+          <w:tab w:val="num" w:pos="0"/>
+        </w:tabs>
+        <w:ind w:left="0" w:hanging="0"/>
+      </w:pPr>
+    </w:lvl>
+    <w:lvl w:ilvl="7">
+      <w:start w:val="1"/>
+      <w:numFmt w:val="none"/>
+      <w:suff w:val="nothing"/>
+      <w:lvlText w:val=""/>
+      <w:lvlJc w:val="left"/>
+      <w:pPr>
+        <w:tabs>
+          <w:tab w:val="num" w:pos="0"/>
+        </w:tabs>
+        <w:ind w:left="0" w:hanging="0"/>
+      </w:pPr>
+    </w:lvl>
+    <w:lvl w:ilvl="8">
+      <w:start w:val="1"/>
+      <w:numFmt w:val="none"/>
+      <w:suff w:val="nothing"/>
+      <w:lvlText w:val=""/>
+      <w:lvlJc w:val="left"/>
+      <w:pPr>
+        <w:tabs>
+          <w:tab w:val="num" w:pos="0"/>
+        </w:tabs>
+        <w:ind w:left="0" w:hanging="0"/>
+      </w:pPr>
+    </w:lvl>
+  </w:abstractNum>
+  <w:num w:numId="1">
+    <w:abstractNumId w:val="1"/>
+  </w:num>
+  <w:num w:numId="2">
+    <w:abstractNumId w:val="2"/>
+  </w:num>
+  <w:num w:numId="3">
+    <w:abstractNumId w:val="3"/>
+  </w:num>
+  <w:num w:numId="4">
+    <w:abstractNumId w:val="4"/>
+  </w:num>
+  <w:num w:numId="5">
+    <w:abstractNumId w:val="5"/>
+  </w:num>
+  <w:num w:numId="6">
+    <w:abstractNumId w:val="6"/>
+  </w:num>
+</w:numbering>
 </file>
 
 <file path=word/styles.xml><?xml version="1.0" encoding="utf-8"?>

--- a/docs/Довідка щодо Платформи РХБ захисту.docx
+++ b/docs/Довідка щодо Платформи РХБ захисту.docx
@@ -1730,7 +1730,47 @@
           <w:sz w:val="28"/>
           <w:szCs w:val="28"/>
         </w:rPr>
-        <w:t>«Оберіть знак»</w:t>
+        <w:t>«</w:t>
+      </w:r>
+      <w:r>
+        <w:rPr>
+          <w:rFonts w:ascii="Times New Roman" w:hAnsi="Times New Roman"/>
+          <w:b/>
+          <w:bCs/>
+          <w:sz w:val="28"/>
+          <w:szCs w:val="28"/>
+        </w:rPr>
+        <w:t>З</w:t>
+      </w:r>
+      <w:r>
+        <w:rPr>
+          <w:rFonts w:ascii="Times New Roman" w:hAnsi="Times New Roman"/>
+          <w:b/>
+          <w:bCs/>
+          <w:sz w:val="28"/>
+          <w:szCs w:val="28"/>
+        </w:rPr>
+        <w:t xml:space="preserve">нак </w:t>
+      </w:r>
+      <w:r>
+        <w:rPr>
+          <w:rFonts w:ascii="Times New Roman" w:hAnsi="Times New Roman"/>
+          <w:b/>
+          <w:bCs/>
+          <w:sz w:val="28"/>
+          <w:szCs w:val="28"/>
+        </w:rPr>
+        <w:t>РХБЗ</w:t>
+      </w:r>
+      <w:r>
+        <w:rPr>
+          <w:rFonts w:ascii="Times New Roman" w:hAnsi="Times New Roman"/>
+          <w:b/>
+          <w:bCs/>
+          <w:sz w:val="28"/>
+          <w:szCs w:val="28"/>
+        </w:rPr>
+        <w:t>»</w:t>
       </w:r>
       <w:r>
         <w:rPr>
